--- a/document/document.docx
+++ b/document/document.docx
@@ -312,6 +312,7 @@
           <w:lang w:eastAsia="ru-RU"/>
         </w:rPr>
       </w:pPr>
+      <w:proofErr w:type="gramStart"/>
       <w:r>
         <w:rPr>
           <w:rFonts w:ascii="Times New Roman" w:eastAsia="Times New Roman" w:hAnsi="Times New Roman"/>
@@ -340,6 +341,7 @@
         </w:rPr>
         <w:t>09.02.07</w:t>
       </w:r>
+      <w:proofErr w:type="gramEnd"/>
       <w:r>
         <w:rPr>
           <w:rFonts w:ascii="Times New Roman" w:eastAsia="Times New Roman" w:hAnsi="Times New Roman"/>
@@ -475,8 +477,9 @@
           <w:szCs w:val="28"/>
           <w:lang w:eastAsia="ru-RU"/>
         </w:rPr>
-        <w:t xml:space="preserve">    </w:t>
-      </w:r>
+        <w:t xml:space="preserve"> </w:t>
+      </w:r>
+      <w:proofErr w:type="gramStart"/>
       <w:r>
         <w:rPr>
           <w:rFonts w:ascii="Times New Roman" w:eastAsia="Times New Roman" w:hAnsi="Times New Roman"/>
@@ -484,8 +487,18 @@
           <w:szCs w:val="28"/>
           <w:lang w:eastAsia="ru-RU"/>
         </w:rPr>
+        <w:t xml:space="preserve">   </w:t>
+      </w:r>
+      <w:r>
+        <w:rPr>
+          <w:rFonts w:ascii="Times New Roman" w:eastAsia="Times New Roman" w:hAnsi="Times New Roman"/>
+          <w:sz w:val="28"/>
+          <w:szCs w:val="28"/>
+          <w:lang w:eastAsia="ru-RU"/>
+        </w:rPr>
         <w:t>«</w:t>
       </w:r>
+      <w:proofErr w:type="gramEnd"/>
       <w:r>
         <w:rPr>
           <w:rFonts w:ascii="Times New Roman" w:eastAsia="Times New Roman" w:hAnsi="Times New Roman"/>
@@ -706,6 +719,7 @@
           <w:lang w:eastAsia="ru-RU"/>
         </w:rPr>
       </w:pPr>
+      <w:proofErr w:type="gramStart"/>
       <w:r>
         <w:rPr>
           <w:rFonts w:ascii="Times New Roman" w:eastAsia="Times New Roman" w:hAnsi="Times New Roman"/>
@@ -736,6 +750,7 @@
         </w:rPr>
         <w:t>ПРОЕКТ</w:t>
       </w:r>
+      <w:proofErr w:type="gramEnd"/>
     </w:p>
     <w:p>
       <w:pPr>
@@ -1123,8 +1138,9 @@
           <w:szCs w:val="32"/>
           <w:lang w:eastAsia="ru-RU"/>
         </w:rPr>
-        <w:t xml:space="preserve">          </w:t>
-      </w:r>
+        <w:t xml:space="preserve">       </w:t>
+      </w:r>
+      <w:proofErr w:type="gramStart"/>
       <w:r>
         <w:rPr>
           <w:rFonts w:ascii="Times New Roman" w:eastAsia="Times New Roman" w:hAnsi="Times New Roman"/>
@@ -1132,7 +1148,26 @@
           <w:szCs w:val="32"/>
           <w:lang w:eastAsia="ru-RU"/>
         </w:rPr>
-        <w:t>(_________________________)</w:t>
+        <w:t xml:space="preserve">   </w:t>
+      </w:r>
+      <w:r>
+        <w:rPr>
+          <w:rFonts w:ascii="Times New Roman" w:eastAsia="Times New Roman" w:hAnsi="Times New Roman"/>
+          <w:sz w:val="32"/>
+          <w:szCs w:val="32"/>
+          <w:lang w:eastAsia="ru-RU"/>
+        </w:rPr>
+        <w:t>(</w:t>
+      </w:r>
+      <w:proofErr w:type="gramEnd"/>
+      <w:r>
+        <w:rPr>
+          <w:rFonts w:ascii="Times New Roman" w:eastAsia="Times New Roman" w:hAnsi="Times New Roman"/>
+          <w:sz w:val="32"/>
+          <w:szCs w:val="32"/>
+          <w:lang w:eastAsia="ru-RU"/>
+        </w:rPr>
+        <w:t>_________________________)</w:t>
       </w:r>
     </w:p>
     <w:p>
@@ -1201,8 +1236,9 @@
           <w:szCs w:val="32"/>
           <w:lang w:eastAsia="ru-RU"/>
         </w:rPr>
-        <w:t xml:space="preserve">                 </w:t>
-      </w:r>
+        <w:t xml:space="preserve">              </w:t>
+      </w:r>
+      <w:proofErr w:type="gramStart"/>
       <w:r>
         <w:rPr>
           <w:rFonts w:ascii="Times New Roman" w:eastAsia="Times New Roman" w:hAnsi="Times New Roman"/>
@@ -1210,8 +1246,18 @@
           <w:szCs w:val="32"/>
           <w:lang w:eastAsia="ru-RU"/>
         </w:rPr>
+        <w:t xml:space="preserve">   </w:t>
+      </w:r>
+      <w:r>
+        <w:rPr>
+          <w:rFonts w:ascii="Times New Roman" w:eastAsia="Times New Roman" w:hAnsi="Times New Roman"/>
+          <w:sz w:val="32"/>
+          <w:szCs w:val="32"/>
+          <w:lang w:eastAsia="ru-RU"/>
+        </w:rPr>
         <w:t>(</w:t>
       </w:r>
+      <w:proofErr w:type="gramEnd"/>
       <w:r>
         <w:rPr>
           <w:rFonts w:ascii="Times New Roman" w:eastAsia="Times New Roman" w:hAnsi="Times New Roman"/>
@@ -1361,8 +1407,9 @@
           <w:szCs w:val="32"/>
           <w:lang w:eastAsia="ru-RU"/>
         </w:rPr>
-        <w:t xml:space="preserve">        </w:t>
-      </w:r>
+        <w:t xml:space="preserve">     </w:t>
+      </w:r>
+      <w:proofErr w:type="gramStart"/>
       <w:r>
         <w:rPr>
           <w:rFonts w:ascii="Times New Roman" w:eastAsia="Times New Roman" w:hAnsi="Times New Roman"/>
@@ -1370,8 +1417,18 @@
           <w:szCs w:val="32"/>
           <w:lang w:eastAsia="ru-RU"/>
         </w:rPr>
+        <w:t xml:space="preserve">   </w:t>
+      </w:r>
+      <w:r>
+        <w:rPr>
+          <w:rFonts w:ascii="Times New Roman" w:eastAsia="Times New Roman" w:hAnsi="Times New Roman"/>
+          <w:sz w:val="32"/>
+          <w:szCs w:val="32"/>
+          <w:lang w:eastAsia="ru-RU"/>
+        </w:rPr>
         <w:t>(</w:t>
       </w:r>
+      <w:proofErr w:type="gramEnd"/>
       <w:r>
         <w:rPr>
           <w:rFonts w:ascii="Times New Roman" w:eastAsia="Times New Roman" w:hAnsi="Times New Roman"/>
@@ -2424,19 +2481,9 @@
                                   <w:i/>
                                   <w:sz w:val="32"/>
                                   <w:szCs w:val="20"/>
-                                  <w:lang w:val="uk-UA"/>
+                                  <w:lang w:val="en-US"/>
                                 </w:rPr>
-                                <w:t>0</w:t>
-                              </w:r>
-                              <w:r>
-                                <w:rPr>
-                                  <w:rFonts w:ascii="ISOCPEUR" w:hAnsi="ISOCPEUR"/>
-                                  <w:i/>
-                                  <w:sz w:val="32"/>
-                                  <w:szCs w:val="20"/>
-                                  <w:lang w:val="uk-UA"/>
-                                </w:rPr>
-                                <w:t>1</w:t>
+                                <w:t>15</w:t>
                               </w:r>
                               <w:r>
                                 <w:rPr>
@@ -4128,19 +4175,9 @@
                             <w:i/>
                             <w:sz w:val="32"/>
                             <w:szCs w:val="20"/>
-                            <w:lang w:val="uk-UA"/>
+                            <w:lang w:val="en-US"/>
                           </w:rPr>
-                          <w:t>0</w:t>
-                        </w:r>
-                        <w:r>
-                          <w:rPr>
-                            <w:rFonts w:ascii="ISOCPEUR" w:hAnsi="ISOCPEUR"/>
-                            <w:i/>
-                            <w:sz w:val="32"/>
-                            <w:szCs w:val="20"/>
-                            <w:lang w:val="uk-UA"/>
-                          </w:rPr>
-                          <w:t>1</w:t>
+                          <w:t>15</w:t>
                         </w:r>
                         <w:r>
                           <w:rPr>
@@ -4667,6 +4704,7 @@
           <w:szCs w:val="28"/>
         </w:rPr>
       </w:pPr>
+      <w:proofErr w:type="gramStart"/>
       <w:r>
         <w:rPr>
           <w:sz w:val="28"/>
@@ -4688,6 +4726,7 @@
         </w:rPr>
         <w:tab/>
       </w:r>
+      <w:proofErr w:type="gramEnd"/>
       <w:r>
         <w:rPr>
           <w:sz w:val="28"/>
@@ -11450,7 +11489,21 @@
           <w:sz w:val="28"/>
           <w:szCs w:val="28"/>
         </w:rPr>
-        <w:t>(вес -- положительное число, проба -- строка) и целостности ссылочных</w:t>
+        <w:t xml:space="preserve">(вес - положительное число, проба </w:t>
+      </w:r>
+      <w:r>
+        <w:rPr>
+          <w:sz w:val="28"/>
+          <w:szCs w:val="28"/>
+        </w:rPr>
+        <w:t>-</w:t>
+      </w:r>
+      <w:r>
+        <w:rPr>
+          <w:sz w:val="28"/>
+          <w:szCs w:val="28"/>
+        </w:rPr>
+        <w:t xml:space="preserve"> строка) и целостности ссылочных</w:t>
       </w:r>
       <w:r>
         <w:rPr>
@@ -14478,7 +14531,23 @@
           <w:szCs w:val="28"/>
         </w:rPr>
         <w:br/>
-        <w:t>@OneToMany(mappedBy = "</w:t>
+        <w:t>@</w:t>
+      </w:r>
+      <w:proofErr w:type="gramStart"/>
+      <w:r>
+        <w:rPr>
+          <w:sz w:val="28"/>
+          <w:szCs w:val="28"/>
+        </w:rPr>
+        <w:t>OneToMany(</w:t>
+      </w:r>
+      <w:proofErr w:type="gramEnd"/>
+      <w:r>
+        <w:rPr>
+          <w:sz w:val="28"/>
+          <w:szCs w:val="28"/>
+        </w:rPr>
+        <w:t>mappedBy = "</w:t>
       </w:r>
       <w:proofErr w:type="spellStart"/>
       <w:r>
@@ -14868,23 +14937,25 @@
           <w:szCs w:val="28"/>
           <w:lang w:val="en-US"/>
         </w:rPr>
-        <w:t>:</w:t>
-      </w:r>
-      <w:r>
-        <w:rPr>
-          <w:sz w:val="28"/>
-          <w:szCs w:val="28"/>
-          <w:lang w:val="en-US"/>
-        </w:rPr>
-        <w:t xml:space="preserve"> </w:t>
-      </w:r>
-      <w:r>
-        <w:rPr>
-          <w:sz w:val="28"/>
-          <w:szCs w:val="28"/>
-          <w:lang w:val="en-US"/>
-        </w:rPr>
-        <w:t xml:space="preserve">@ManyToOne(fetch = </w:t>
+        <w:t>: @</w:t>
+      </w:r>
+      <w:proofErr w:type="gramStart"/>
+      <w:r>
+        <w:rPr>
+          <w:sz w:val="28"/>
+          <w:szCs w:val="28"/>
+          <w:lang w:val="en-US"/>
+        </w:rPr>
+        <w:t>ManyToOne(</w:t>
+      </w:r>
+      <w:proofErr w:type="gramEnd"/>
+      <w:r>
+        <w:rPr>
+          <w:sz w:val="28"/>
+          <w:szCs w:val="28"/>
+          <w:lang w:val="en-US"/>
+        </w:rPr>
+        <w:t xml:space="preserve">fetch = </w:t>
       </w:r>
       <w:proofErr w:type="spellStart"/>
       <w:r>
@@ -14902,7 +14973,25 @@
           <w:szCs w:val="28"/>
           <w:lang w:val="en-US"/>
         </w:rPr>
-        <w:t>) @JoinColumn(name = "</w:t>
+        <w:t>) @</w:t>
+      </w:r>
+      <w:proofErr w:type="gramStart"/>
+      <w:r>
+        <w:rPr>
+          <w:sz w:val="28"/>
+          <w:szCs w:val="28"/>
+          <w:lang w:val="en-US"/>
+        </w:rPr>
+        <w:t>JoinColumn(</w:t>
+      </w:r>
+      <w:proofErr w:type="gramEnd"/>
+      <w:r>
+        <w:rPr>
+          <w:sz w:val="28"/>
+          <w:szCs w:val="28"/>
+          <w:lang w:val="en-US"/>
+        </w:rPr>
+        <w:t>name = "</w:t>
       </w:r>
       <w:proofErr w:type="spellStart"/>
       <w:r>
@@ -14920,39 +15009,25 @@
           <w:szCs w:val="28"/>
           <w:lang w:val="en-US"/>
         </w:rPr>
-        <w:t>"),</w:t>
-      </w:r>
-      <w:r>
-        <w:rPr>
-          <w:sz w:val="28"/>
-          <w:szCs w:val="28"/>
-          <w:lang w:val="en-US"/>
-        </w:rPr>
-        <w:t xml:space="preserve"> </w:t>
-      </w:r>
-      <w:r>
-        <w:rPr>
-          <w:sz w:val="28"/>
-          <w:szCs w:val="28"/>
-          <w:lang w:val="en-US"/>
-        </w:rPr>
-        <w:t>@ManyToOne(fetch</w:t>
-      </w:r>
-      <w:r>
-        <w:rPr>
-          <w:sz w:val="28"/>
-          <w:szCs w:val="28"/>
-          <w:lang w:val="en-US"/>
-        </w:rPr>
-        <w:t xml:space="preserve"> </w:t>
-      </w:r>
-      <w:r>
-        <w:rPr>
-          <w:sz w:val="28"/>
-          <w:szCs w:val="28"/>
-          <w:lang w:val="en-US"/>
-        </w:rPr>
-        <w:t xml:space="preserve">= </w:t>
+        <w:t>"), @</w:t>
+      </w:r>
+      <w:proofErr w:type="gramStart"/>
+      <w:r>
+        <w:rPr>
+          <w:sz w:val="28"/>
+          <w:szCs w:val="28"/>
+          <w:lang w:val="en-US"/>
+        </w:rPr>
+        <w:t>ManyToOne(</w:t>
+      </w:r>
+      <w:proofErr w:type="gramEnd"/>
+      <w:r>
+        <w:rPr>
+          <w:sz w:val="28"/>
+          <w:szCs w:val="28"/>
+          <w:lang w:val="en-US"/>
+        </w:rPr>
+        <w:t xml:space="preserve">fetch = </w:t>
       </w:r>
       <w:proofErr w:type="spellStart"/>
       <w:r>
@@ -14970,7 +15045,25 @@
           <w:szCs w:val="28"/>
           <w:lang w:val="en-US"/>
         </w:rPr>
-        <w:t>) @JoinColumn(name = "</w:t>
+        <w:t>) @</w:t>
+      </w:r>
+      <w:proofErr w:type="gramStart"/>
+      <w:r>
+        <w:rPr>
+          <w:sz w:val="28"/>
+          <w:szCs w:val="28"/>
+          <w:lang w:val="en-US"/>
+        </w:rPr>
+        <w:t>JoinColumn(</w:t>
+      </w:r>
+      <w:proofErr w:type="gramEnd"/>
+      <w:r>
+        <w:rPr>
+          <w:sz w:val="28"/>
+          <w:szCs w:val="28"/>
+          <w:lang w:val="en-US"/>
+        </w:rPr>
+        <w:t>name = "</w:t>
       </w:r>
       <w:proofErr w:type="spellStart"/>
       <w:r>
@@ -15454,6 +15547,7 @@
         <w:t xml:space="preserve"> </w:t>
       </w:r>
       <w:proofErr w:type="spellStart"/>
+      <w:proofErr w:type="gramStart"/>
       <w:r>
         <w:rPr>
           <w:sz w:val="28"/>
@@ -15468,15 +15562,24 @@
           <w:sz w:val="28"/>
           <w:szCs w:val="28"/>
         </w:rPr>
-        <w:t>(),</w:t>
-      </w:r>
-      <w:r>
-        <w:rPr>
-          <w:sz w:val="28"/>
-          <w:szCs w:val="28"/>
-        </w:rPr>
-        <w:t xml:space="preserve"> </w:t>
-      </w:r>
+        <w:t>(</w:t>
+      </w:r>
+      <w:proofErr w:type="gramEnd"/>
+      <w:r>
+        <w:rPr>
+          <w:sz w:val="28"/>
+          <w:szCs w:val="28"/>
+        </w:rPr>
+        <w:t>),</w:t>
+      </w:r>
+      <w:r>
+        <w:rPr>
+          <w:sz w:val="28"/>
+          <w:szCs w:val="28"/>
+        </w:rPr>
+        <w:t xml:space="preserve"> </w:t>
+      </w:r>
+      <w:proofErr w:type="gramStart"/>
       <w:r>
         <w:rPr>
           <w:sz w:val="28"/>
@@ -15490,15 +15593,24 @@
           <w:sz w:val="28"/>
           <w:szCs w:val="28"/>
         </w:rPr>
-        <w:t>(),</w:t>
-      </w:r>
-      <w:r>
-        <w:rPr>
-          <w:sz w:val="28"/>
-          <w:szCs w:val="28"/>
-        </w:rPr>
-        <w:t xml:space="preserve"> </w:t>
-      </w:r>
+        <w:t>(</w:t>
+      </w:r>
+      <w:proofErr w:type="gramEnd"/>
+      <w:r>
+        <w:rPr>
+          <w:sz w:val="28"/>
+          <w:szCs w:val="28"/>
+        </w:rPr>
+        <w:t>),</w:t>
+      </w:r>
+      <w:r>
+        <w:rPr>
+          <w:sz w:val="28"/>
+          <w:szCs w:val="28"/>
+        </w:rPr>
+        <w:t xml:space="preserve"> </w:t>
+      </w:r>
+      <w:proofErr w:type="gramStart"/>
       <w:r>
         <w:rPr>
           <w:sz w:val="28"/>
@@ -15512,15 +15624,24 @@
           <w:sz w:val="28"/>
           <w:szCs w:val="28"/>
         </w:rPr>
-        <w:t>(),</w:t>
-      </w:r>
-      <w:r>
-        <w:rPr>
-          <w:sz w:val="28"/>
-          <w:szCs w:val="28"/>
-        </w:rPr>
-        <w:t xml:space="preserve"> </w:t>
-      </w:r>
+        <w:t>(</w:t>
+      </w:r>
+      <w:proofErr w:type="gramEnd"/>
+      <w:r>
+        <w:rPr>
+          <w:sz w:val="28"/>
+          <w:szCs w:val="28"/>
+        </w:rPr>
+        <w:t>),</w:t>
+      </w:r>
+      <w:r>
+        <w:rPr>
+          <w:sz w:val="28"/>
+          <w:szCs w:val="28"/>
+        </w:rPr>
+        <w:t xml:space="preserve"> </w:t>
+      </w:r>
+      <w:proofErr w:type="gramStart"/>
       <w:r>
         <w:rPr>
           <w:sz w:val="28"/>
@@ -15534,16 +15655,25 @@
           <w:sz w:val="28"/>
           <w:szCs w:val="28"/>
         </w:rPr>
-        <w:t>(),</w:t>
-      </w:r>
-      <w:r>
-        <w:rPr>
-          <w:sz w:val="28"/>
-          <w:szCs w:val="28"/>
-        </w:rPr>
-        <w:t xml:space="preserve"> </w:t>
-      </w:r>
-      <w:proofErr w:type="spellStart"/>
+        <w:t>(</w:t>
+      </w:r>
+      <w:proofErr w:type="gramEnd"/>
+      <w:r>
+        <w:rPr>
+          <w:sz w:val="28"/>
+          <w:szCs w:val="28"/>
+        </w:rPr>
+        <w:t>),</w:t>
+      </w:r>
+      <w:r>
+        <w:rPr>
+          <w:sz w:val="28"/>
+          <w:szCs w:val="28"/>
+        </w:rPr>
+        <w:t xml:space="preserve"> </w:t>
+      </w:r>
+      <w:proofErr w:type="spellStart"/>
+      <w:proofErr w:type="gramStart"/>
       <w:r>
         <w:rPr>
           <w:sz w:val="28"/>
@@ -15558,7 +15688,15 @@
           <w:sz w:val="28"/>
           <w:szCs w:val="28"/>
         </w:rPr>
-        <w:t>()</w:t>
+        <w:t>(</w:t>
+      </w:r>
+      <w:proofErr w:type="gramEnd"/>
+      <w:r>
+        <w:rPr>
+          <w:sz w:val="28"/>
+          <w:szCs w:val="28"/>
+        </w:rPr>
+        <w:t>)</w:t>
       </w:r>
       <w:r>
         <w:rPr>
@@ -15866,7 +16004,21 @@
           <w:sz w:val="28"/>
           <w:szCs w:val="28"/>
         </w:rPr>
-        <w:t xml:space="preserve"> -- модели</w:t>
+        <w:t xml:space="preserve"> </w:t>
+      </w:r>
+      <w:r>
+        <w:rPr>
+          <w:sz w:val="28"/>
+          <w:szCs w:val="28"/>
+        </w:rPr>
+        <w:t>-</w:t>
+      </w:r>
+      <w:r>
+        <w:rPr>
+          <w:sz w:val="28"/>
+          <w:szCs w:val="28"/>
+        </w:rPr>
+        <w:t xml:space="preserve"> модели</w:t>
       </w:r>
       <w:r>
         <w:rPr>
@@ -15956,14 +16108,32 @@
         <w:t xml:space="preserve"> </w:t>
       </w:r>
       <w:proofErr w:type="spellStart"/>
-      <w:r>
-        <w:rPr>
-          <w:sz w:val="28"/>
-          <w:szCs w:val="28"/>
-        </w:rPr>
-        <w:t>javafx.scene.control.TableView</w:t>
-      </w:r>
-      <w:proofErr w:type="spellEnd"/>
+      <w:proofErr w:type="gramStart"/>
+      <w:r>
+        <w:rPr>
+          <w:sz w:val="28"/>
+          <w:szCs w:val="28"/>
+        </w:rPr>
+        <w:t>javafx.scene</w:t>
+      </w:r>
+      <w:proofErr w:type="gramEnd"/>
+      <w:r>
+        <w:rPr>
+          <w:sz w:val="28"/>
+          <w:szCs w:val="28"/>
+        </w:rPr>
+        <w:t>.</w:t>
+      </w:r>
+      <w:proofErr w:type="gramStart"/>
+      <w:r>
+        <w:rPr>
+          <w:sz w:val="28"/>
+          <w:szCs w:val="28"/>
+        </w:rPr>
+        <w:t>control.TableView</w:t>
+      </w:r>
+      <w:proofErr w:type="spellEnd"/>
+      <w:proofErr w:type="gramEnd"/>
       <w:r>
         <w:rPr>
           <w:sz w:val="28"/>
@@ -16201,10 +16371,10 @@
           <w:szCs w:val="28"/>
         </w:rPr>
         <w:drawing>
-          <wp:inline distT="0" distB="0" distL="0" distR="0" wp14:anchorId="42C4B884" wp14:editId="4B8DA3C1">
-            <wp:extent cx="5939790" cy="742315"/>
-            <wp:effectExtent l="0" t="0" r="3810" b="635"/>
-            <wp:docPr id="1809636176" name="Рисунок 1"/>
+          <wp:inline distT="0" distB="0" distL="0" distR="0" wp14:anchorId="1C367226" wp14:editId="676CB950">
+            <wp:extent cx="5939790" cy="677545"/>
+            <wp:effectExtent l="0" t="0" r="3810" b="8255"/>
+            <wp:docPr id="569389649" name="Рисунок 1"/>
             <wp:cNvGraphicFramePr>
               <a:graphicFrameLocks xmlns:a="http://schemas.openxmlformats.org/drawingml/2006/main" noChangeAspect="1"/>
             </wp:cNvGraphicFramePr>
@@ -16212,7 +16382,7 @@
               <a:graphicData uri="http://schemas.openxmlformats.org/drawingml/2006/picture">
                 <pic:pic xmlns:pic="http://schemas.openxmlformats.org/drawingml/2006/picture">
                   <pic:nvPicPr>
-                    <pic:cNvPr id="1809636176" name=""/>
+                    <pic:cNvPr id="569389649" name=""/>
                     <pic:cNvPicPr/>
                   </pic:nvPicPr>
                   <pic:blipFill>
@@ -16224,7 +16394,7 @@
                   <pic:spPr>
                     <a:xfrm>
                       <a:off x="0" y="0"/>
-                      <a:ext cx="5939790" cy="742315"/>
+                      <a:ext cx="5939790" cy="677545"/>
                     </a:xfrm>
                     <a:prstGeom prst="rect">
                       <a:avLst/>
@@ -16337,10 +16507,10 @@
           <w:szCs w:val="28"/>
         </w:rPr>
         <w:drawing>
-          <wp:inline distT="0" distB="0" distL="0" distR="0" wp14:anchorId="469E4909" wp14:editId="4175E28C">
-            <wp:extent cx="5939790" cy="742315"/>
-            <wp:effectExtent l="0" t="0" r="3810" b="635"/>
-            <wp:docPr id="439349943" name="Рисунок 1"/>
+          <wp:inline distT="0" distB="0" distL="0" distR="0" wp14:anchorId="0A199B15" wp14:editId="011FF6F2">
+            <wp:extent cx="5939790" cy="550545"/>
+            <wp:effectExtent l="0" t="0" r="3810" b="1905"/>
+            <wp:docPr id="236770749" name="Рисунок 1"/>
             <wp:cNvGraphicFramePr>
               <a:graphicFrameLocks xmlns:a="http://schemas.openxmlformats.org/drawingml/2006/main" noChangeAspect="1"/>
             </wp:cNvGraphicFramePr>
@@ -16348,7 +16518,7 @@
               <a:graphicData uri="http://schemas.openxmlformats.org/drawingml/2006/picture">
                 <pic:pic xmlns:pic="http://schemas.openxmlformats.org/drawingml/2006/picture">
                   <pic:nvPicPr>
-                    <pic:cNvPr id="439349943" name=""/>
+                    <pic:cNvPr id="236770749" name=""/>
                     <pic:cNvPicPr/>
                   </pic:nvPicPr>
                   <pic:blipFill>
@@ -16360,7 +16530,7 @@
                   <pic:spPr>
                     <a:xfrm>
                       <a:off x="0" y="0"/>
-                      <a:ext cx="5939790" cy="742315"/>
+                      <a:ext cx="5939790" cy="550545"/>
                     </a:xfrm>
                     <a:prstGeom prst="rect">
                       <a:avLst/>
@@ -16482,10 +16652,10 @@
           <w:lang w:val="en-US"/>
         </w:rPr>
         <w:drawing>
-          <wp:inline distT="0" distB="0" distL="0" distR="0" wp14:anchorId="4FAC7B21" wp14:editId="53574837">
-            <wp:extent cx="5939790" cy="875030"/>
-            <wp:effectExtent l="0" t="0" r="3810" b="1270"/>
-            <wp:docPr id="724398379" name="Рисунок 1"/>
+          <wp:inline distT="0" distB="0" distL="0" distR="0" wp14:anchorId="10910D20" wp14:editId="7CDCFC6D">
+            <wp:extent cx="5939790" cy="708025"/>
+            <wp:effectExtent l="0" t="0" r="3810" b="0"/>
+            <wp:docPr id="1996958540" name="Рисунок 1"/>
             <wp:cNvGraphicFramePr>
               <a:graphicFrameLocks xmlns:a="http://schemas.openxmlformats.org/drawingml/2006/main" noChangeAspect="1"/>
             </wp:cNvGraphicFramePr>
@@ -16493,7 +16663,7 @@
               <a:graphicData uri="http://schemas.openxmlformats.org/drawingml/2006/picture">
                 <pic:pic xmlns:pic="http://schemas.openxmlformats.org/drawingml/2006/picture">
                   <pic:nvPicPr>
-                    <pic:cNvPr id="724398379" name=""/>
+                    <pic:cNvPr id="1996958540" name=""/>
                     <pic:cNvPicPr/>
                   </pic:nvPicPr>
                   <pic:blipFill>
@@ -16505,7 +16675,7 @@
                   <pic:spPr>
                     <a:xfrm>
                       <a:off x="0" y="0"/>
-                      <a:ext cx="5939790" cy="875030"/>
+                      <a:ext cx="5939790" cy="708025"/>
                     </a:xfrm>
                     <a:prstGeom prst="rect">
                       <a:avLst/>
@@ -16833,6 +17003,7 @@
         </w:rPr>
       </w:pPr>
       <w:proofErr w:type="spellStart"/>
+      <w:proofErr w:type="gramStart"/>
       <w:r>
         <w:rPr>
           <w:sz w:val="28"/>
@@ -16841,6 +17012,7 @@
         <w:t>public.clients</w:t>
       </w:r>
       <w:proofErr w:type="spellEnd"/>
+      <w:proofErr w:type="gramEnd"/>
       <w:r>
         <w:rPr>
           <w:sz w:val="28"/>
@@ -16882,12 +17054,21 @@
         </w:rPr>
       </w:pPr>
       <w:proofErr w:type="spellStart"/>
-      <w:r>
-        <w:rPr>
-          <w:sz w:val="28"/>
-          <w:szCs w:val="28"/>
-        </w:rPr>
-        <w:t>public.metal_categories</w:t>
+      <w:proofErr w:type="gramStart"/>
+      <w:r>
+        <w:rPr>
+          <w:sz w:val="28"/>
+          <w:szCs w:val="28"/>
+        </w:rPr>
+        <w:t>public.metal</w:t>
+      </w:r>
+      <w:proofErr w:type="gramEnd"/>
+      <w:r>
+        <w:rPr>
+          <w:sz w:val="28"/>
+          <w:szCs w:val="28"/>
+        </w:rPr>
+        <w:t>_categories</w:t>
       </w:r>
       <w:proofErr w:type="spellEnd"/>
       <w:r>
@@ -16956,6 +17137,7 @@
         </w:rPr>
       </w:pPr>
       <w:proofErr w:type="spellStart"/>
+      <w:proofErr w:type="gramStart"/>
       <w:r>
         <w:rPr>
           <w:sz w:val="28"/>
@@ -16965,13 +17147,30 @@
         <w:t>public.transactions</w:t>
       </w:r>
       <w:proofErr w:type="spellEnd"/>
-      <w:r>
-        <w:rPr>
-          <w:sz w:val="28"/>
-          <w:szCs w:val="28"/>
-          <w:lang w:val="en-US"/>
-        </w:rPr>
-        <w:t xml:space="preserve"> -- </w:t>
+      <w:proofErr w:type="gramEnd"/>
+      <w:r>
+        <w:rPr>
+          <w:sz w:val="28"/>
+          <w:szCs w:val="28"/>
+          <w:lang w:val="en-US"/>
+        </w:rPr>
+        <w:t xml:space="preserve"> </w:t>
+      </w:r>
+      <w:r>
+        <w:rPr>
+          <w:sz w:val="28"/>
+          <w:szCs w:val="28"/>
+          <w:lang w:val="en-US"/>
+        </w:rPr>
+        <w:t>-</w:t>
+      </w:r>
+      <w:r>
+        <w:rPr>
+          <w:sz w:val="28"/>
+          <w:szCs w:val="28"/>
+          <w:lang w:val="en-US"/>
+        </w:rPr>
+        <w:t xml:space="preserve"> </w:t>
       </w:r>
       <w:r>
         <w:rPr>
@@ -17192,12 +17391,51 @@
           <w:sz w:val="28"/>
           <w:szCs w:val="28"/>
         </w:rPr>
-        <w:t>Оба FK настроены с ON DELETE</w:t>
-      </w:r>
-      <w:r>
-        <w:rPr>
-          <w:sz w:val="28"/>
-          <w:szCs w:val="28"/>
+        <w:t>Оба</w:t>
+      </w:r>
+      <w:r>
+        <w:rPr>
+          <w:sz w:val="28"/>
+          <w:szCs w:val="28"/>
+          <w:lang w:val="en-US"/>
+        </w:rPr>
+        <w:t xml:space="preserve"> FK </w:t>
+      </w:r>
+      <w:r>
+        <w:rPr>
+          <w:sz w:val="28"/>
+          <w:szCs w:val="28"/>
+        </w:rPr>
+        <w:t>настроены</w:t>
+      </w:r>
+      <w:r>
+        <w:rPr>
+          <w:sz w:val="28"/>
+          <w:szCs w:val="28"/>
+          <w:lang w:val="en-US"/>
+        </w:rPr>
+        <w:t xml:space="preserve"> </w:t>
+      </w:r>
+      <w:r>
+        <w:rPr>
+          <w:sz w:val="28"/>
+          <w:szCs w:val="28"/>
+        </w:rPr>
+        <w:t>с</w:t>
+      </w:r>
+      <w:r>
+        <w:rPr>
+          <w:sz w:val="28"/>
+          <w:szCs w:val="28"/>
+          <w:lang w:val="en-US"/>
+        </w:rPr>
+        <w:t xml:space="preserve"> ON DELETE</w:t>
+      </w:r>
+      <w:r>
+        <w:rPr>
+          <w:sz w:val="28"/>
+          <w:szCs w:val="28"/>
+          <w:lang w:val="en-US"/>
         </w:rPr>
         <w:br/>
         <w:t>CASCADE</w:t>
@@ -17206,6 +17444,7 @@
         <w:rPr>
           <w:sz w:val="28"/>
           <w:szCs w:val="28"/>
+          <w:lang w:val="en-US"/>
         </w:rPr>
         <w:t>.</w:t>
       </w:r>
@@ -17339,7 +17578,6 @@
           <w:sz w:val="28"/>
           <w:szCs w:val="28"/>
         </w:rPr>
-        <w:lastRenderedPageBreak/>
         <w:t>На</w:t>
       </w:r>
       <w:r>
@@ -17446,11 +17684,12 @@
           <w:sz w:val="28"/>
           <w:szCs w:val="28"/>
         </w:rPr>
+        <w:lastRenderedPageBreak/>
         <w:drawing>
-          <wp:inline distT="0" distB="0" distL="0" distR="0" wp14:anchorId="005F1733" wp14:editId="5B09AF55">
-            <wp:extent cx="3829584" cy="4048690"/>
-            <wp:effectExtent l="0" t="0" r="0" b="9525"/>
-            <wp:docPr id="1323451624" name="Рисунок 1"/>
+          <wp:inline distT="0" distB="0" distL="0" distR="0" wp14:anchorId="49B6BF26" wp14:editId="02CFF9F6">
+            <wp:extent cx="4525006" cy="3258005"/>
+            <wp:effectExtent l="0" t="0" r="0" b="0"/>
+            <wp:docPr id="1547523949" name="Рисунок 1"/>
             <wp:cNvGraphicFramePr>
               <a:graphicFrameLocks xmlns:a="http://schemas.openxmlformats.org/drawingml/2006/main" noChangeAspect="1"/>
             </wp:cNvGraphicFramePr>
@@ -17458,7 +17697,7 @@
               <a:graphicData uri="http://schemas.openxmlformats.org/drawingml/2006/picture">
                 <pic:pic xmlns:pic="http://schemas.openxmlformats.org/drawingml/2006/picture">
                   <pic:nvPicPr>
-                    <pic:cNvPr id="1323451624" name=""/>
+                    <pic:cNvPr id="1547523949" name=""/>
                     <pic:cNvPicPr/>
                   </pic:nvPicPr>
                   <pic:blipFill>
@@ -17470,7 +17709,7 @@
                   <pic:spPr>
                     <a:xfrm>
                       <a:off x="0" y="0"/>
-                      <a:ext cx="3829584" cy="4048690"/>
+                      <a:ext cx="4525006" cy="3258005"/>
                     </a:xfrm>
                     <a:prstGeom prst="rect">
                       <a:avLst/>
@@ -18221,6 +18460,7 @@
               </w:rPr>
             </w:pPr>
             <w:proofErr w:type="spellStart"/>
+            <w:proofErr w:type="gramStart"/>
             <w:r>
               <w:rPr>
                 <w:sz w:val="24"/>
@@ -18234,7 +18474,15 @@
                 <w:sz w:val="24"/>
                 <w:szCs w:val="24"/>
               </w:rPr>
-              <w:t>(255)</w:t>
+              <w:t>(</w:t>
+            </w:r>
+            <w:proofErr w:type="gramEnd"/>
+            <w:r>
+              <w:rPr>
+                <w:sz w:val="24"/>
+                <w:szCs w:val="24"/>
+              </w:rPr>
+              <w:t>255)</w:t>
             </w:r>
           </w:p>
         </w:tc>
@@ -18348,13 +18596,23 @@
                 <w:lang w:val="en-US"/>
               </w:rPr>
             </w:pPr>
+            <w:proofErr w:type="gramStart"/>
             <w:r>
               <w:rPr>
                 <w:sz w:val="24"/>
                 <w:szCs w:val="24"/>
                 <w:lang w:val="en-US"/>
               </w:rPr>
-              <w:t>varchar(5</w:t>
+              <w:t>varchar(</w:t>
+            </w:r>
+            <w:proofErr w:type="gramEnd"/>
+            <w:r>
+              <w:rPr>
+                <w:sz w:val="24"/>
+                <w:szCs w:val="24"/>
+                <w:lang w:val="en-US"/>
+              </w:rPr>
+              <w:t>5</w:t>
             </w:r>
             <w:r>
               <w:rPr>
@@ -18484,13 +18742,23 @@
                 <w:lang w:val="en-US"/>
               </w:rPr>
             </w:pPr>
+            <w:proofErr w:type="gramStart"/>
             <w:r>
               <w:rPr>
                 <w:sz w:val="24"/>
                 <w:szCs w:val="24"/>
                 <w:lang w:val="en-US"/>
               </w:rPr>
-              <w:t>varchar(2</w:t>
+              <w:t>varchar(</w:t>
+            </w:r>
+            <w:proofErr w:type="gramEnd"/>
+            <w:r>
+              <w:rPr>
+                <w:sz w:val="24"/>
+                <w:szCs w:val="24"/>
+                <w:lang w:val="en-US"/>
+              </w:rPr>
+              <w:t>2</w:t>
             </w:r>
             <w:r>
               <w:rPr>
@@ -18628,6 +18896,7 @@
               <w:t xml:space="preserve"> </w:t>
             </w:r>
             <w:proofErr w:type="spellStart"/>
+            <w:proofErr w:type="gramStart"/>
             <w:r>
               <w:rPr>
                 <w:sz w:val="24"/>
@@ -18643,6 +18912,7 @@
               </w:rPr>
               <w:t>(</w:t>
             </w:r>
+            <w:proofErr w:type="gramEnd"/>
             <w:r>
               <w:rPr>
                 <w:sz w:val="24"/>
@@ -19081,7 +19351,6 @@
                 <w:szCs w:val="24"/>
                 <w:lang w:val="en-US"/>
               </w:rPr>
-              <w:lastRenderedPageBreak/>
               <w:t>PK</w:t>
             </w:r>
           </w:p>
@@ -19259,13 +19528,23 @@
                 <w:lang w:val="en-US"/>
               </w:rPr>
             </w:pPr>
+            <w:proofErr w:type="gramStart"/>
             <w:r>
               <w:rPr>
                 <w:sz w:val="24"/>
                 <w:szCs w:val="24"/>
                 <w:lang w:val="en-US"/>
               </w:rPr>
-              <w:t>varchar(255)</w:t>
+              <w:t>varchar(</w:t>
+            </w:r>
+            <w:proofErr w:type="gramEnd"/>
+            <w:r>
+              <w:rPr>
+                <w:sz w:val="24"/>
+                <w:szCs w:val="24"/>
+                <w:lang w:val="en-US"/>
+              </w:rPr>
+              <w:t>255)</w:t>
             </w:r>
           </w:p>
         </w:tc>
@@ -19370,6 +19649,7 @@
               </w:rPr>
             </w:pPr>
             <w:proofErr w:type="spellStart"/>
+            <w:proofErr w:type="gramStart"/>
             <w:r>
               <w:rPr>
                 <w:sz w:val="24"/>
@@ -19383,7 +19663,15 @@
                 <w:sz w:val="24"/>
                 <w:szCs w:val="24"/>
               </w:rPr>
-              <w:t>(50)</w:t>
+              <w:t>(</w:t>
+            </w:r>
+            <w:proofErr w:type="gramEnd"/>
+            <w:r>
+              <w:rPr>
+                <w:sz w:val="24"/>
+                <w:szCs w:val="24"/>
+              </w:rPr>
+              <w:t>50)</w:t>
             </w:r>
           </w:p>
         </w:tc>
@@ -19495,6 +19783,7 @@
               </w:rPr>
             </w:pPr>
             <w:proofErr w:type="spellStart"/>
+            <w:proofErr w:type="gramStart"/>
             <w:r>
               <w:rPr>
                 <w:sz w:val="24"/>
@@ -19508,7 +19797,15 @@
                 <w:sz w:val="24"/>
                 <w:szCs w:val="24"/>
               </w:rPr>
-              <w:t>(10,2)</w:t>
+              <w:t>(</w:t>
+            </w:r>
+            <w:proofErr w:type="gramEnd"/>
+            <w:r>
+              <w:rPr>
+                <w:sz w:val="24"/>
+                <w:szCs w:val="24"/>
+              </w:rPr>
+              <w:t>10,2)</w:t>
             </w:r>
           </w:p>
         </w:tc>
@@ -19581,6 +19878,7 @@
           <w:sz w:val="28"/>
           <w:szCs w:val="28"/>
         </w:rPr>
+        <w:lastRenderedPageBreak/>
         <w:t>Таблица</w:t>
       </w:r>
       <w:r>
@@ -20472,6 +20770,7 @@
               </w:rPr>
             </w:pPr>
             <w:proofErr w:type="spellStart"/>
+            <w:proofErr w:type="gramStart"/>
             <w:r>
               <w:rPr>
                 <w:sz w:val="24"/>
@@ -20485,7 +20784,15 @@
                 <w:sz w:val="24"/>
                 <w:szCs w:val="24"/>
               </w:rPr>
-              <w:t>(10,3)</w:t>
+              <w:t>(</w:t>
+            </w:r>
+            <w:proofErr w:type="gramEnd"/>
+            <w:r>
+              <w:rPr>
+                <w:sz w:val="24"/>
+                <w:szCs w:val="24"/>
+              </w:rPr>
+              <w:t>10,3)</w:t>
             </w:r>
           </w:p>
         </w:tc>
@@ -21779,6 +22086,7 @@
         <w:t>client-</w:t>
       </w:r>
       <w:proofErr w:type="spellStart"/>
+      <w:proofErr w:type="gramStart"/>
       <w:r>
         <w:rPr>
           <w:sz w:val="28"/>
@@ -21788,31 +22096,17 @@
         <w:t>view.fxml</w:t>
       </w:r>
       <w:proofErr w:type="spellEnd"/>
-      <w:r>
-        <w:rPr>
-          <w:sz w:val="28"/>
-          <w:szCs w:val="28"/>
-          <w:lang w:val="en-US"/>
-        </w:rPr>
-        <w:t>,</w:t>
-      </w:r>
-      <w:r>
-        <w:rPr>
-          <w:sz w:val="28"/>
-          <w:szCs w:val="28"/>
-          <w:lang w:val="en-US"/>
-        </w:rPr>
-        <w:t xml:space="preserve"> </w:t>
-      </w:r>
-      <w:r>
-        <w:rPr>
-          <w:sz w:val="28"/>
-          <w:szCs w:val="28"/>
-          <w:lang w:val="en-US"/>
-        </w:rPr>
-        <w:t>transaction-</w:t>
-      </w:r>
-      <w:proofErr w:type="spellStart"/>
+      <w:proofErr w:type="gramEnd"/>
+      <w:r>
+        <w:rPr>
+          <w:sz w:val="28"/>
+          <w:szCs w:val="28"/>
+          <w:lang w:val="en-US"/>
+        </w:rPr>
+        <w:t>, transaction-</w:t>
+      </w:r>
+      <w:proofErr w:type="spellStart"/>
+      <w:proofErr w:type="gramStart"/>
       <w:r>
         <w:rPr>
           <w:sz w:val="28"/>
@@ -21822,6 +22116,7 @@
         <w:t>view.fxml</w:t>
       </w:r>
       <w:proofErr w:type="spellEnd"/>
+      <w:proofErr w:type="gramEnd"/>
       <w:r>
         <w:rPr>
           <w:sz w:val="28"/>
@@ -21831,6 +22126,7 @@
         <w:t>, metal-categories-</w:t>
       </w:r>
       <w:proofErr w:type="spellStart"/>
+      <w:proofErr w:type="gramStart"/>
       <w:r>
         <w:rPr>
           <w:sz w:val="28"/>
@@ -21840,31 +22136,17 @@
         <w:t>view.fxml</w:t>
       </w:r>
       <w:proofErr w:type="spellEnd"/>
-      <w:r>
-        <w:rPr>
-          <w:sz w:val="28"/>
-          <w:szCs w:val="28"/>
-          <w:lang w:val="en-US"/>
-        </w:rPr>
-        <w:t>,</w:t>
-      </w:r>
-      <w:r>
-        <w:rPr>
-          <w:sz w:val="28"/>
-          <w:szCs w:val="28"/>
-          <w:lang w:val="en-US"/>
-        </w:rPr>
-        <w:t xml:space="preserve"> </w:t>
-      </w:r>
-      <w:r>
-        <w:rPr>
-          <w:sz w:val="28"/>
-          <w:szCs w:val="28"/>
-          <w:lang w:val="en-US"/>
-        </w:rPr>
-        <w:t>add-edit-client-</w:t>
-      </w:r>
-      <w:proofErr w:type="spellStart"/>
+      <w:proofErr w:type="gramEnd"/>
+      <w:r>
+        <w:rPr>
+          <w:sz w:val="28"/>
+          <w:szCs w:val="28"/>
+          <w:lang w:val="en-US"/>
+        </w:rPr>
+        <w:t>, add-edit-client-</w:t>
+      </w:r>
+      <w:proofErr w:type="spellStart"/>
+      <w:proofErr w:type="gramStart"/>
       <w:r>
         <w:rPr>
           <w:sz w:val="28"/>
@@ -21874,31 +22156,17 @@
         <w:t>dialog.fxml</w:t>
       </w:r>
       <w:proofErr w:type="spellEnd"/>
-      <w:r>
-        <w:rPr>
-          <w:sz w:val="28"/>
-          <w:szCs w:val="28"/>
-          <w:lang w:val="en-US"/>
-        </w:rPr>
-        <w:t>,</w:t>
-      </w:r>
-      <w:r>
-        <w:rPr>
-          <w:sz w:val="28"/>
-          <w:szCs w:val="28"/>
-          <w:lang w:val="en-US"/>
-        </w:rPr>
-        <w:t xml:space="preserve"> </w:t>
-      </w:r>
-      <w:r>
-        <w:rPr>
-          <w:sz w:val="28"/>
-          <w:szCs w:val="28"/>
-          <w:lang w:val="en-US"/>
-        </w:rPr>
-        <w:t>add-edit-transaction-</w:t>
-      </w:r>
-      <w:proofErr w:type="spellStart"/>
+      <w:proofErr w:type="gramEnd"/>
+      <w:r>
+        <w:rPr>
+          <w:sz w:val="28"/>
+          <w:szCs w:val="28"/>
+          <w:lang w:val="en-US"/>
+        </w:rPr>
+        <w:t>, add-edit-transaction-</w:t>
+      </w:r>
+      <w:proofErr w:type="spellStart"/>
+      <w:proofErr w:type="gramStart"/>
       <w:r>
         <w:rPr>
           <w:sz w:val="28"/>
@@ -21908,31 +22176,17 @@
         <w:t>dialog.fxml</w:t>
       </w:r>
       <w:proofErr w:type="spellEnd"/>
-      <w:r>
-        <w:rPr>
-          <w:sz w:val="28"/>
-          <w:szCs w:val="28"/>
-          <w:lang w:val="en-US"/>
-        </w:rPr>
-        <w:t>,</w:t>
-      </w:r>
-      <w:r>
-        <w:rPr>
-          <w:sz w:val="28"/>
-          <w:szCs w:val="28"/>
-          <w:lang w:val="en-US"/>
-        </w:rPr>
-        <w:t xml:space="preserve"> </w:t>
-      </w:r>
-      <w:r>
-        <w:rPr>
-          <w:sz w:val="28"/>
-          <w:szCs w:val="28"/>
-          <w:lang w:val="en-US"/>
-        </w:rPr>
-        <w:t>add-edit-metal-category-</w:t>
-      </w:r>
-      <w:proofErr w:type="spellStart"/>
+      <w:proofErr w:type="gramEnd"/>
+      <w:r>
+        <w:rPr>
+          <w:sz w:val="28"/>
+          <w:szCs w:val="28"/>
+          <w:lang w:val="en-US"/>
+        </w:rPr>
+        <w:t>, add-edit-metal-category-</w:t>
+      </w:r>
+      <w:proofErr w:type="spellStart"/>
+      <w:proofErr w:type="gramStart"/>
       <w:r>
         <w:rPr>
           <w:sz w:val="28"/>
@@ -21942,6 +22196,7 @@
         <w:t>dialog.fxml</w:t>
       </w:r>
       <w:proofErr w:type="spellEnd"/>
+      <w:proofErr w:type="gramEnd"/>
       <w:r>
         <w:rPr>
           <w:sz w:val="28"/>
@@ -23693,6 +23948,7 @@
         </w:rPr>
         <w:t>-</w:t>
       </w:r>
+      <w:proofErr w:type="gramStart"/>
       <w:r>
         <w:rPr>
           <w:sz w:val="28"/>
@@ -23717,6 +23973,7 @@
         <w:t>fxml</w:t>
       </w:r>
       <w:proofErr w:type="spellEnd"/>
+      <w:proofErr w:type="gramEnd"/>
       <w:r>
         <w:rPr>
           <w:sz w:val="28"/>
@@ -24238,7 +24495,21 @@
           <w:sz w:val="28"/>
           <w:szCs w:val="28"/>
         </w:rPr>
-        <w:t>HBox</w:t>
+        <w:t>H</w:t>
+      </w:r>
+      <w:r>
+        <w:rPr>
+          <w:sz w:val="28"/>
+          <w:szCs w:val="28"/>
+        </w:rPr>
+        <w:t>ка</w:t>
+      </w:r>
+      <w:r>
+        <w:rPr>
+          <w:sz w:val="28"/>
+          <w:szCs w:val="28"/>
+        </w:rPr>
+        <w:t>Box</w:t>
       </w:r>
       <w:proofErr w:type="spellEnd"/>
       <w:r>
@@ -24486,7 +24757,14 @@
           <w:sz w:val="28"/>
           <w:szCs w:val="28"/>
         </w:rPr>
-        <w:t>кредитов;</w:t>
+        <w:t>операций</w:t>
+      </w:r>
+      <w:r>
+        <w:rPr>
+          <w:sz w:val="28"/>
+          <w:szCs w:val="28"/>
+        </w:rPr>
+        <w:t>;</w:t>
       </w:r>
     </w:p>
     <w:p>
@@ -24590,6 +24868,7 @@
         <w:rPr>
           <w:sz w:val="28"/>
           <w:szCs w:val="28"/>
+          <w:lang w:val="en-US"/>
         </w:rPr>
         <w:t>btnMetalCategories</w:t>
       </w:r>
@@ -24598,6 +24877,7 @@
         <w:rPr>
           <w:sz w:val="28"/>
           <w:szCs w:val="28"/>
+          <w:lang w:val="en-US"/>
         </w:rPr>
         <w:t> </w:t>
       </w:r>
@@ -24634,62 +24914,42 @@
           <w:sz w:val="28"/>
           <w:szCs w:val="28"/>
         </w:rPr>
-        <w:t>справочника</w:t>
-      </w:r>
-      <w:r>
-        <w:rPr>
-          <w:sz w:val="28"/>
-          <w:szCs w:val="28"/>
-        </w:rPr>
-        <w:t xml:space="preserve"> </w:t>
-      </w:r>
-      <w:r>
-        <w:rPr>
-          <w:sz w:val="28"/>
-          <w:szCs w:val="28"/>
-        </w:rPr>
-        <w:t>видов</w:t>
-      </w:r>
-      <w:r>
-        <w:rPr>
-          <w:sz w:val="28"/>
-          <w:szCs w:val="28"/>
-        </w:rPr>
-        <w:t xml:space="preserve"> </w:t>
-      </w:r>
-      <w:r>
-        <w:rPr>
-          <w:sz w:val="28"/>
-          <w:szCs w:val="28"/>
-        </w:rPr>
-        <w:t>кредитов</w:t>
-      </w:r>
-      <w:r>
-        <w:rPr>
-          <w:sz w:val="28"/>
-          <w:szCs w:val="28"/>
-        </w:rPr>
-        <w:t xml:space="preserve"> </w:t>
-      </w:r>
-      <w:r>
-        <w:rPr>
-          <w:sz w:val="28"/>
-          <w:szCs w:val="28"/>
-        </w:rPr>
-        <w:t>(обработчик</w:t>
-      </w:r>
-      <w:r>
-        <w:rPr>
-          <w:sz w:val="28"/>
-          <w:szCs w:val="28"/>
-        </w:rPr>
-        <w:t xml:space="preserve"> </w:t>
-      </w:r>
-      <w:proofErr w:type="spellStart"/>
-      <w:r>
-        <w:rPr>
-          <w:sz w:val="28"/>
-          <w:szCs w:val="28"/>
+        <w:t>категорий металлов</w:t>
+      </w:r>
+      <w:r>
+        <w:rPr>
+          <w:sz w:val="28"/>
+          <w:szCs w:val="28"/>
+        </w:rPr>
+        <w:t xml:space="preserve"> </w:t>
+      </w:r>
+      <w:r>
+        <w:rPr>
+          <w:sz w:val="28"/>
+          <w:szCs w:val="28"/>
+        </w:rPr>
+        <w:t>(</w:t>
+      </w:r>
+      <w:r>
+        <w:rPr>
+          <w:sz w:val="28"/>
+          <w:szCs w:val="28"/>
+        </w:rPr>
+        <w:t>обработчик</w:t>
+      </w:r>
+      <w:r>
+        <w:rPr>
+          <w:sz w:val="28"/>
+          <w:szCs w:val="28"/>
+        </w:rPr>
+        <w:t xml:space="preserve"> </w:t>
+      </w:r>
+      <w:proofErr w:type="spellStart"/>
+      <w:r>
+        <w:rPr>
+          <w:sz w:val="28"/>
+          <w:szCs w:val="28"/>
+          <w:lang w:val="en-US"/>
         </w:rPr>
         <w:t>onAction</w:t>
       </w:r>
@@ -24706,6 +24966,7 @@
         <w:rPr>
           <w:sz w:val="28"/>
           <w:szCs w:val="28"/>
+          <w:lang w:val="en-US"/>
         </w:rPr>
         <w:t>btnMetalCategoriesOnAction</w:t>
       </w:r>
@@ -27487,7 +27748,15 @@
           <w:sz w:val="28"/>
           <w:szCs w:val="28"/>
         </w:rPr>
-        <w:t>add-edit-client-dialog</w:t>
+        <w:t>add-edit-client-</w:t>
+      </w:r>
+      <w:proofErr w:type="gramStart"/>
+      <w:r>
+        <w:rPr>
+          <w:sz w:val="28"/>
+          <w:szCs w:val="28"/>
+        </w:rPr>
+        <w:t>dialog</w:t>
       </w:r>
       <w:r>
         <w:rPr>
@@ -27497,6 +27766,7 @@
         <w:t>.fxml</w:t>
       </w:r>
       <w:proofErr w:type="spellEnd"/>
+      <w:proofErr w:type="gramEnd"/>
       <w:r>
         <w:rPr>
           <w:sz w:val="28"/>
@@ -28994,6 +29264,7 @@
       <w:r>
         <w:rPr>
           <w:b/>
+          <w:noProof/>
           <w:sz w:val="28"/>
           <w:szCs w:val="28"/>
         </w:rPr>
@@ -29376,10 +29647,10 @@
           <w:szCs w:val="28"/>
         </w:rPr>
         <w:drawing>
-          <wp:inline distT="0" distB="0" distL="0" distR="0" wp14:anchorId="1D5A1042" wp14:editId="16074BC3">
-            <wp:extent cx="5939790" cy="1727200"/>
-            <wp:effectExtent l="0" t="0" r="3810" b="6350"/>
-            <wp:docPr id="1576678487" name="Рисунок 1"/>
+          <wp:inline distT="0" distB="0" distL="0" distR="0" wp14:anchorId="1DCFC10B" wp14:editId="4B1434DC">
+            <wp:extent cx="5939790" cy="1534160"/>
+            <wp:effectExtent l="0" t="0" r="3810" b="8890"/>
+            <wp:docPr id="604877899" name="Рисунок 1"/>
             <wp:cNvGraphicFramePr>
               <a:graphicFrameLocks xmlns:a="http://schemas.openxmlformats.org/drawingml/2006/main" noChangeAspect="1"/>
             </wp:cNvGraphicFramePr>
@@ -29387,7 +29658,7 @@
               <a:graphicData uri="http://schemas.openxmlformats.org/drawingml/2006/picture">
                 <pic:pic xmlns:pic="http://schemas.openxmlformats.org/drawingml/2006/picture">
                   <pic:nvPicPr>
-                    <pic:cNvPr id="1576678487" name=""/>
+                    <pic:cNvPr id="604877899" name=""/>
                     <pic:cNvPicPr/>
                   </pic:nvPicPr>
                   <pic:blipFill>
@@ -29399,7 +29670,7 @@
                   <pic:spPr>
                     <a:xfrm>
                       <a:off x="0" y="0"/>
-                      <a:ext cx="5939790" cy="1727200"/>
+                      <a:ext cx="5939790" cy="1534160"/>
                     </a:xfrm>
                     <a:prstGeom prst="rect">
                       <a:avLst/>
@@ -29569,10 +29840,10 @@
         </w:rPr>
         <w:lastRenderedPageBreak/>
         <w:drawing>
-          <wp:inline distT="0" distB="0" distL="0" distR="0" wp14:anchorId="5002E1A4" wp14:editId="7CA32614">
-            <wp:extent cx="5939790" cy="2160905"/>
+          <wp:inline distT="0" distB="0" distL="0" distR="0" wp14:anchorId="50761103" wp14:editId="48462B99">
+            <wp:extent cx="5939790" cy="1868170"/>
             <wp:effectExtent l="0" t="0" r="3810" b="0"/>
-            <wp:docPr id="356695857" name="Рисунок 1"/>
+            <wp:docPr id="2120857481" name="Рисунок 1"/>
             <wp:cNvGraphicFramePr>
               <a:graphicFrameLocks xmlns:a="http://schemas.openxmlformats.org/drawingml/2006/main" noChangeAspect="1"/>
             </wp:cNvGraphicFramePr>
@@ -29580,7 +29851,7 @@
               <a:graphicData uri="http://schemas.openxmlformats.org/drawingml/2006/picture">
                 <pic:pic xmlns:pic="http://schemas.openxmlformats.org/drawingml/2006/picture">
                   <pic:nvPicPr>
-                    <pic:cNvPr id="356695857" name=""/>
+                    <pic:cNvPr id="2120857481" name=""/>
                     <pic:cNvPicPr/>
                   </pic:nvPicPr>
                   <pic:blipFill>
@@ -29592,7 +29863,7 @@
                   <pic:spPr>
                     <a:xfrm>
                       <a:off x="0" y="0"/>
-                      <a:ext cx="5939790" cy="2160905"/>
+                      <a:ext cx="5939790" cy="1868170"/>
                     </a:xfrm>
                     <a:prstGeom prst="rect">
                       <a:avLst/>
@@ -29764,10 +30035,10 @@
           <w:szCs w:val="28"/>
         </w:rPr>
         <w:drawing>
-          <wp:inline distT="0" distB="0" distL="0" distR="0" wp14:anchorId="50F17663" wp14:editId="4342E96B">
-            <wp:extent cx="5939790" cy="1713865"/>
-            <wp:effectExtent l="0" t="0" r="3810" b="635"/>
-            <wp:docPr id="1159849122" name="Рисунок 1"/>
+          <wp:inline distT="0" distB="0" distL="0" distR="0" wp14:anchorId="74B9C5B6" wp14:editId="617E8F3A">
+            <wp:extent cx="5939790" cy="1522095"/>
+            <wp:effectExtent l="0" t="0" r="3810" b="1905"/>
+            <wp:docPr id="1848264995" name="Рисунок 1"/>
             <wp:cNvGraphicFramePr>
               <a:graphicFrameLocks xmlns:a="http://schemas.openxmlformats.org/drawingml/2006/main" noChangeAspect="1"/>
             </wp:cNvGraphicFramePr>
@@ -29775,7 +30046,7 @@
               <a:graphicData uri="http://schemas.openxmlformats.org/drawingml/2006/picture">
                 <pic:pic xmlns:pic="http://schemas.openxmlformats.org/drawingml/2006/picture">
                   <pic:nvPicPr>
-                    <pic:cNvPr id="1159849122" name=""/>
+                    <pic:cNvPr id="1848264995" name=""/>
                     <pic:cNvPicPr/>
                   </pic:nvPicPr>
                   <pic:blipFill>
@@ -29787,7 +30058,7 @@
                   <pic:spPr>
                     <a:xfrm>
                       <a:off x="0" y="0"/>
-                      <a:ext cx="5939790" cy="1713865"/>
+                      <a:ext cx="5939790" cy="1522095"/>
                     </a:xfrm>
                     <a:prstGeom prst="rect">
                       <a:avLst/>
@@ -30802,6 +31073,7 @@
       </w:pPr>
       <w:r>
         <w:rPr>
+          <w:noProof/>
           <w:sz w:val="28"/>
           <w:szCs w:val="28"/>
         </w:rPr>
@@ -30965,6 +31237,7 @@
       </w:pPr>
       <w:r>
         <w:rPr>
+          <w:noProof/>
           <w:sz w:val="28"/>
           <w:szCs w:val="28"/>
         </w:rPr>
@@ -31140,6 +31413,7 @@
       </w:pPr>
       <w:r>
         <w:rPr>
+          <w:noProof/>
           <w:sz w:val="24"/>
           <w:szCs w:val="28"/>
           <w:lang w:val="en-US"/>
@@ -31777,10 +32051,10 @@
           <w:szCs w:val="28"/>
         </w:rPr>
         <w:drawing>
-          <wp:inline distT="0" distB="0" distL="0" distR="0" wp14:anchorId="6938C4A0" wp14:editId="67CBAFF5">
-            <wp:extent cx="5939790" cy="1802130"/>
-            <wp:effectExtent l="0" t="0" r="3810" b="7620"/>
-            <wp:docPr id="481420585" name="Рисунок 1"/>
+          <wp:inline distT="0" distB="0" distL="0" distR="0" wp14:anchorId="3F9C8581" wp14:editId="3E833655">
+            <wp:extent cx="5939790" cy="1612265"/>
+            <wp:effectExtent l="0" t="0" r="3810" b="6985"/>
+            <wp:docPr id="1869462765" name="Рисунок 1"/>
             <wp:cNvGraphicFramePr>
               <a:graphicFrameLocks xmlns:a="http://schemas.openxmlformats.org/drawingml/2006/main" noChangeAspect="1"/>
             </wp:cNvGraphicFramePr>
@@ -31788,7 +32062,7 @@
               <a:graphicData uri="http://schemas.openxmlformats.org/drawingml/2006/picture">
                 <pic:pic xmlns:pic="http://schemas.openxmlformats.org/drawingml/2006/picture">
                   <pic:nvPicPr>
-                    <pic:cNvPr id="481420585" name=""/>
+                    <pic:cNvPr id="1869462765" name=""/>
                     <pic:cNvPicPr/>
                   </pic:nvPicPr>
                   <pic:blipFill>
@@ -31800,7 +32074,7 @@
                   <pic:spPr>
                     <a:xfrm>
                       <a:off x="0" y="0"/>
-                      <a:ext cx="5939790" cy="1802130"/>
+                      <a:ext cx="5939790" cy="1612265"/>
                     </a:xfrm>
                     <a:prstGeom prst="rect">
                       <a:avLst/>
@@ -31958,10 +32232,10 @@
           <w:szCs w:val="28"/>
         </w:rPr>
         <w:drawing>
-          <wp:inline distT="0" distB="0" distL="0" distR="0" wp14:anchorId="0690E58D" wp14:editId="7024C7E6">
-            <wp:extent cx="5939790" cy="2090420"/>
-            <wp:effectExtent l="0" t="0" r="3810" b="5080"/>
-            <wp:docPr id="7812190" name="Рисунок 1"/>
+          <wp:inline distT="0" distB="0" distL="0" distR="0" wp14:anchorId="4F084929" wp14:editId="093C36B8">
+            <wp:extent cx="5939790" cy="1861185"/>
+            <wp:effectExtent l="0" t="0" r="3810" b="5715"/>
+            <wp:docPr id="645503304" name="Рисунок 1"/>
             <wp:cNvGraphicFramePr>
               <a:graphicFrameLocks xmlns:a="http://schemas.openxmlformats.org/drawingml/2006/main" noChangeAspect="1"/>
             </wp:cNvGraphicFramePr>
@@ -31969,7 +32243,7 @@
               <a:graphicData uri="http://schemas.openxmlformats.org/drawingml/2006/picture">
                 <pic:pic xmlns:pic="http://schemas.openxmlformats.org/drawingml/2006/picture">
                   <pic:nvPicPr>
-                    <pic:cNvPr id="7812190" name=""/>
+                    <pic:cNvPr id="645503304" name=""/>
                     <pic:cNvPicPr/>
                   </pic:nvPicPr>
                   <pic:blipFill>
@@ -31981,7 +32255,7 @@
                   <pic:spPr>
                     <a:xfrm>
                       <a:off x="0" y="0"/>
-                      <a:ext cx="5939790" cy="2090420"/>
+                      <a:ext cx="5939790" cy="1861185"/>
                     </a:xfrm>
                     <a:prstGeom prst="rect">
                       <a:avLst/>
@@ -32166,10 +32440,10 @@
           <w:noProof/>
         </w:rPr>
         <w:drawing>
-          <wp:inline distT="0" distB="0" distL="0" distR="0" wp14:anchorId="237D99DF" wp14:editId="60DB1FFE">
-            <wp:extent cx="5939790" cy="1745615"/>
-            <wp:effectExtent l="0" t="0" r="3810" b="6985"/>
-            <wp:docPr id="1609425072" name="Рисунок 1"/>
+          <wp:inline distT="0" distB="0" distL="0" distR="0" wp14:anchorId="1C7C2C47" wp14:editId="416AA812">
+            <wp:extent cx="5939790" cy="1657350"/>
+            <wp:effectExtent l="0" t="0" r="3810" b="0"/>
+            <wp:docPr id="1140860538" name="Рисунок 1"/>
             <wp:cNvGraphicFramePr>
               <a:graphicFrameLocks xmlns:a="http://schemas.openxmlformats.org/drawingml/2006/main" noChangeAspect="1"/>
             </wp:cNvGraphicFramePr>
@@ -32177,7 +32451,7 @@
               <a:graphicData uri="http://schemas.openxmlformats.org/drawingml/2006/picture">
                 <pic:pic xmlns:pic="http://schemas.openxmlformats.org/drawingml/2006/picture">
                   <pic:nvPicPr>
-                    <pic:cNvPr id="1609425072" name=""/>
+                    <pic:cNvPr id="1140860538" name=""/>
                     <pic:cNvPicPr/>
                   </pic:nvPicPr>
                   <pic:blipFill>
@@ -32189,7 +32463,7 @@
                   <pic:spPr>
                     <a:xfrm>
                       <a:off x="0" y="0"/>
-                      <a:ext cx="5939790" cy="1745615"/>
+                      <a:ext cx="5939790" cy="1657350"/>
                     </a:xfrm>
                     <a:prstGeom prst="rect">
                       <a:avLst/>
@@ -32308,6 +32582,30 @@
         <w:pStyle w:val="a4"/>
         <w:spacing w:line="360" w:lineRule="auto"/>
         <w:ind w:firstLine="709"/>
+        <w:jc w:val="center"/>
+        <w:rPr>
+          <w:sz w:val="24"/>
+          <w:szCs w:val="28"/>
+        </w:rPr>
+      </w:pPr>
+    </w:p>
+    <w:p>
+      <w:pPr>
+        <w:pStyle w:val="a4"/>
+        <w:spacing w:line="360" w:lineRule="auto"/>
+        <w:ind w:firstLine="709"/>
+        <w:jc w:val="center"/>
+        <w:rPr>
+          <w:sz w:val="24"/>
+          <w:szCs w:val="28"/>
+        </w:rPr>
+      </w:pPr>
+    </w:p>
+    <w:p>
+      <w:pPr>
+        <w:pStyle w:val="a4"/>
+        <w:spacing w:line="360" w:lineRule="auto"/>
+        <w:ind w:firstLine="709"/>
         <w:rPr>
           <w:b/>
           <w:sz w:val="28"/>
@@ -32528,6 +32826,7 @@
         <w:t xml:space="preserve"> </w:t>
       </w:r>
       <w:proofErr w:type="spellStart"/>
+      <w:proofErr w:type="gramStart"/>
       <w:r>
         <w:rPr>
           <w:rFonts w:ascii="Times New Roman" w:hAnsi="Times New Roman"/>
@@ -32537,6 +32836,7 @@
         <w:t>fx:controller</w:t>
       </w:r>
       <w:proofErr w:type="spellEnd"/>
+      <w:proofErr w:type="gramEnd"/>
       <w:r>
         <w:rPr>
           <w:rFonts w:ascii="Times New Roman" w:hAnsi="Times New Roman"/>
@@ -32794,9 +33094,20 @@
                 <w:szCs w:val="24"/>
                 <w:bdr w:val="single" w:sz="2" w:space="0" w:color="E3E3E3" w:frame="1"/>
               </w:rPr>
-              <w:t>client-view.fxml</w:t>
+              <w:t>client-</w:t>
+            </w:r>
+            <w:proofErr w:type="gramStart"/>
+            <w:r>
+              <w:rPr>
+                <w:rFonts w:ascii="Times New Roman" w:hAnsi="Times New Roman"/>
+                <w:sz w:val="24"/>
+                <w:szCs w:val="24"/>
+                <w:bdr w:val="single" w:sz="2" w:space="0" w:color="E3E3E3" w:frame="1"/>
+              </w:rPr>
+              <w:t>view.fxml</w:t>
             </w:r>
             <w:proofErr w:type="spellEnd"/>
+            <w:proofErr w:type="gramEnd"/>
           </w:p>
         </w:tc>
         <w:tc>
@@ -32813,6 +33124,7 @@
               </w:rPr>
             </w:pPr>
             <w:proofErr w:type="spellStart"/>
+            <w:proofErr w:type="gramStart"/>
             <w:r>
               <w:rPr>
                 <w:sz w:val="24"/>
@@ -32820,9 +33132,50 @@
                 <w:bdr w:val="single" w:sz="2" w:space="0" w:color="E3E3E3" w:frame="1"/>
                 <w:lang w:val="en-US"/>
               </w:rPr>
-              <w:t>ru.qurati.metalsapp.controller.client.ClientController</w:t>
+              <w:t>ru.qurati</w:t>
+            </w:r>
+            <w:proofErr w:type="gramEnd"/>
+            <w:r>
+              <w:rPr>
+                <w:sz w:val="24"/>
+                <w:szCs w:val="24"/>
+                <w:bdr w:val="single" w:sz="2" w:space="0" w:color="E3E3E3" w:frame="1"/>
+                <w:lang w:val="en-US"/>
+              </w:rPr>
+              <w:t>.</w:t>
+            </w:r>
+            <w:proofErr w:type="gramStart"/>
+            <w:r>
+              <w:rPr>
+                <w:sz w:val="24"/>
+                <w:szCs w:val="24"/>
+                <w:bdr w:val="single" w:sz="2" w:space="0" w:color="E3E3E3" w:frame="1"/>
+                <w:lang w:val="en-US"/>
+              </w:rPr>
+              <w:t>metalsapp.controller</w:t>
+            </w:r>
+            <w:proofErr w:type="gramEnd"/>
+            <w:r>
+              <w:rPr>
+                <w:sz w:val="24"/>
+                <w:szCs w:val="24"/>
+                <w:bdr w:val="single" w:sz="2" w:space="0" w:color="E3E3E3" w:frame="1"/>
+                <w:lang w:val="en-US"/>
+              </w:rPr>
+              <w:t>.</w:t>
+            </w:r>
+            <w:proofErr w:type="gramStart"/>
+            <w:r>
+              <w:rPr>
+                <w:sz w:val="24"/>
+                <w:szCs w:val="24"/>
+                <w:bdr w:val="single" w:sz="2" w:space="0" w:color="E3E3E3" w:frame="1"/>
+                <w:lang w:val="en-US"/>
+              </w:rPr>
+              <w:t>client.ClientController</w:t>
             </w:r>
             <w:proofErr w:type="spellEnd"/>
+            <w:proofErr w:type="gramEnd"/>
           </w:p>
         </w:tc>
         <w:tc>
@@ -33029,6 +33382,7 @@
               <w:t>add-edit-client-</w:t>
             </w:r>
             <w:proofErr w:type="spellStart"/>
+            <w:proofErr w:type="gramStart"/>
             <w:r>
               <w:rPr>
                 <w:rFonts w:ascii="Times New Roman" w:hAnsi="Times New Roman"/>
@@ -33040,6 +33394,7 @@
               <w:t>dialog.fxml</w:t>
             </w:r>
             <w:proofErr w:type="spellEnd"/>
+            <w:proofErr w:type="gramEnd"/>
           </w:p>
         </w:tc>
         <w:tc>
@@ -33058,6 +33413,7 @@
               </w:rPr>
             </w:pPr>
             <w:proofErr w:type="spellStart"/>
+            <w:proofErr w:type="gramStart"/>
             <w:r>
               <w:rPr>
                 <w:rFonts w:ascii="Times New Roman" w:hAnsi="Times New Roman"/>
@@ -33066,9 +33422,54 @@
                 <w:bdr w:val="single" w:sz="2" w:space="0" w:color="E3E3E3" w:frame="1"/>
                 <w:lang w:val="en-US"/>
               </w:rPr>
-              <w:t>ru.qurati.metalsapp.controller.client.AddEditClientDialog</w:t>
+              <w:t>ru.qurati</w:t>
+            </w:r>
+            <w:proofErr w:type="gramEnd"/>
+            <w:r>
+              <w:rPr>
+                <w:rFonts w:ascii="Times New Roman" w:hAnsi="Times New Roman"/>
+                <w:sz w:val="24"/>
+                <w:szCs w:val="24"/>
+                <w:bdr w:val="single" w:sz="2" w:space="0" w:color="E3E3E3" w:frame="1"/>
+                <w:lang w:val="en-US"/>
+              </w:rPr>
+              <w:t>.</w:t>
+            </w:r>
+            <w:proofErr w:type="gramStart"/>
+            <w:r>
+              <w:rPr>
+                <w:rFonts w:ascii="Times New Roman" w:hAnsi="Times New Roman"/>
+                <w:sz w:val="24"/>
+                <w:szCs w:val="24"/>
+                <w:bdr w:val="single" w:sz="2" w:space="0" w:color="E3E3E3" w:frame="1"/>
+                <w:lang w:val="en-US"/>
+              </w:rPr>
+              <w:t>metalsapp.controller</w:t>
+            </w:r>
+            <w:proofErr w:type="gramEnd"/>
+            <w:r>
+              <w:rPr>
+                <w:rFonts w:ascii="Times New Roman" w:hAnsi="Times New Roman"/>
+                <w:sz w:val="24"/>
+                <w:szCs w:val="24"/>
+                <w:bdr w:val="single" w:sz="2" w:space="0" w:color="E3E3E3" w:frame="1"/>
+                <w:lang w:val="en-US"/>
+              </w:rPr>
+              <w:t>.</w:t>
+            </w:r>
+            <w:proofErr w:type="gramStart"/>
+            <w:r>
+              <w:rPr>
+                <w:rFonts w:ascii="Times New Roman" w:hAnsi="Times New Roman"/>
+                <w:sz w:val="24"/>
+                <w:szCs w:val="24"/>
+                <w:bdr w:val="single" w:sz="2" w:space="0" w:color="E3E3E3" w:frame="1"/>
+                <w:lang w:val="en-US"/>
+              </w:rPr>
+              <w:t>client.AddEditClientDialog</w:t>
             </w:r>
             <w:proofErr w:type="spellEnd"/>
+            <w:proofErr w:type="gramEnd"/>
           </w:p>
         </w:tc>
         <w:tc>
@@ -33247,9 +33648,20 @@
                 <w:szCs w:val="24"/>
                 <w:bdr w:val="single" w:sz="2" w:space="0" w:color="E3E3E3" w:frame="1"/>
               </w:rPr>
-              <w:t>metal-categories-view.fxml</w:t>
+              <w:t>metal-categories-</w:t>
+            </w:r>
+            <w:proofErr w:type="gramStart"/>
+            <w:r>
+              <w:rPr>
+                <w:rFonts w:ascii="Times New Roman" w:hAnsi="Times New Roman"/>
+                <w:sz w:val="24"/>
+                <w:szCs w:val="24"/>
+                <w:bdr w:val="single" w:sz="2" w:space="0" w:color="E3E3E3" w:frame="1"/>
+              </w:rPr>
+              <w:t>view.fxml</w:t>
             </w:r>
             <w:proofErr w:type="spellEnd"/>
+            <w:proofErr w:type="gramEnd"/>
           </w:p>
         </w:tc>
         <w:tc>
@@ -33268,6 +33680,7 @@
                 <w:lang w:val="en-US"/>
               </w:rPr>
             </w:pPr>
+            <w:proofErr w:type="gramStart"/>
             <w:r>
               <w:rPr>
                 <w:rFonts w:ascii="Times New Roman" w:hAnsi="Times New Roman"/>
@@ -33276,8 +33689,53 @@
                 <w:bdr w:val="single" w:sz="2" w:space="0" w:color="E3E3E3" w:frame="1"/>
                 <w:lang w:val="en-US"/>
               </w:rPr>
-              <w:t>ru.qurati.metalsapp.controller.metalcategory.MetalCategoryController</w:t>
+              <w:t>ru.qurati</w:t>
             </w:r>
+            <w:proofErr w:type="gramEnd"/>
+            <w:r>
+              <w:rPr>
+                <w:rFonts w:ascii="Times New Roman" w:hAnsi="Times New Roman"/>
+                <w:sz w:val="24"/>
+                <w:szCs w:val="24"/>
+                <w:bdr w:val="single" w:sz="2" w:space="0" w:color="E3E3E3" w:frame="1"/>
+                <w:lang w:val="en-US"/>
+              </w:rPr>
+              <w:t>.</w:t>
+            </w:r>
+            <w:proofErr w:type="gramStart"/>
+            <w:r>
+              <w:rPr>
+                <w:rFonts w:ascii="Times New Roman" w:hAnsi="Times New Roman"/>
+                <w:sz w:val="24"/>
+                <w:szCs w:val="24"/>
+                <w:bdr w:val="single" w:sz="2" w:space="0" w:color="E3E3E3" w:frame="1"/>
+                <w:lang w:val="en-US"/>
+              </w:rPr>
+              <w:t>metalsapp.controller</w:t>
+            </w:r>
+            <w:proofErr w:type="gramEnd"/>
+            <w:r>
+              <w:rPr>
+                <w:rFonts w:ascii="Times New Roman" w:hAnsi="Times New Roman"/>
+                <w:sz w:val="24"/>
+                <w:szCs w:val="24"/>
+                <w:bdr w:val="single" w:sz="2" w:space="0" w:color="E3E3E3" w:frame="1"/>
+                <w:lang w:val="en-US"/>
+              </w:rPr>
+              <w:t>.</w:t>
+            </w:r>
+            <w:proofErr w:type="gramStart"/>
+            <w:r>
+              <w:rPr>
+                <w:rFonts w:ascii="Times New Roman" w:hAnsi="Times New Roman"/>
+                <w:sz w:val="24"/>
+                <w:szCs w:val="24"/>
+                <w:bdr w:val="single" w:sz="2" w:space="0" w:color="E3E3E3" w:frame="1"/>
+                <w:lang w:val="en-US"/>
+              </w:rPr>
+              <w:t>metalcategory.MetalCategoryController</w:t>
+            </w:r>
+            <w:proofErr w:type="gramEnd"/>
           </w:p>
         </w:tc>
         <w:tc>
@@ -33485,6 +33943,7 @@
               <w:t>add-edit-metal-category-</w:t>
             </w:r>
             <w:proofErr w:type="spellStart"/>
+            <w:proofErr w:type="gramStart"/>
             <w:r>
               <w:rPr>
                 <w:rFonts w:ascii="Times New Roman" w:hAnsi="Times New Roman"/>
@@ -33496,6 +33955,7 @@
               <w:t>dialog.fxml</w:t>
             </w:r>
             <w:proofErr w:type="spellEnd"/>
+            <w:proofErr w:type="gramEnd"/>
           </w:p>
         </w:tc>
         <w:tc>
@@ -33514,6 +33974,7 @@
                 <w:lang w:val="en-US"/>
               </w:rPr>
             </w:pPr>
+            <w:proofErr w:type="gramStart"/>
             <w:r>
               <w:rPr>
                 <w:rFonts w:ascii="Times New Roman" w:hAnsi="Times New Roman"/>
@@ -33522,8 +33983,53 @@
                 <w:bdr w:val="single" w:sz="2" w:space="0" w:color="E3E3E3" w:frame="1"/>
                 <w:lang w:val="en-US"/>
               </w:rPr>
-              <w:t>ru.qurati.metalsapp.controller.metalcategory.AddEditMetalCategoryDialog</w:t>
+              <w:t>ru.qurati</w:t>
             </w:r>
+            <w:proofErr w:type="gramEnd"/>
+            <w:r>
+              <w:rPr>
+                <w:rFonts w:ascii="Times New Roman" w:hAnsi="Times New Roman"/>
+                <w:sz w:val="24"/>
+                <w:szCs w:val="24"/>
+                <w:bdr w:val="single" w:sz="2" w:space="0" w:color="E3E3E3" w:frame="1"/>
+                <w:lang w:val="en-US"/>
+              </w:rPr>
+              <w:t>.</w:t>
+            </w:r>
+            <w:proofErr w:type="gramStart"/>
+            <w:r>
+              <w:rPr>
+                <w:rFonts w:ascii="Times New Roman" w:hAnsi="Times New Roman"/>
+                <w:sz w:val="24"/>
+                <w:szCs w:val="24"/>
+                <w:bdr w:val="single" w:sz="2" w:space="0" w:color="E3E3E3" w:frame="1"/>
+                <w:lang w:val="en-US"/>
+              </w:rPr>
+              <w:t>metalsapp.controller</w:t>
+            </w:r>
+            <w:proofErr w:type="gramEnd"/>
+            <w:r>
+              <w:rPr>
+                <w:rFonts w:ascii="Times New Roman" w:hAnsi="Times New Roman"/>
+                <w:sz w:val="24"/>
+                <w:szCs w:val="24"/>
+                <w:bdr w:val="single" w:sz="2" w:space="0" w:color="E3E3E3" w:frame="1"/>
+                <w:lang w:val="en-US"/>
+              </w:rPr>
+              <w:t>.</w:t>
+            </w:r>
+            <w:proofErr w:type="gramStart"/>
+            <w:r>
+              <w:rPr>
+                <w:rFonts w:ascii="Times New Roman" w:hAnsi="Times New Roman"/>
+                <w:sz w:val="24"/>
+                <w:szCs w:val="24"/>
+                <w:bdr w:val="single" w:sz="2" w:space="0" w:color="E3E3E3" w:frame="1"/>
+                <w:lang w:val="en-US"/>
+              </w:rPr>
+              <w:t>metalcategory.AddEditMetalCategoryDialog</w:t>
+            </w:r>
+            <w:proofErr w:type="gramEnd"/>
           </w:p>
         </w:tc>
         <w:tc>
@@ -33574,9 +34080,20 @@
                 <w:szCs w:val="24"/>
                 <w:bdr w:val="single" w:sz="2" w:space="0" w:color="E3E3E3" w:frame="1"/>
               </w:rPr>
-              <w:t>transaction-view.fxml</w:t>
+              <w:t>transaction-</w:t>
+            </w:r>
+            <w:proofErr w:type="gramStart"/>
+            <w:r>
+              <w:rPr>
+                <w:rFonts w:ascii="Times New Roman" w:hAnsi="Times New Roman"/>
+                <w:sz w:val="24"/>
+                <w:szCs w:val="24"/>
+                <w:bdr w:val="single" w:sz="2" w:space="0" w:color="E3E3E3" w:frame="1"/>
+              </w:rPr>
+              <w:t>view.fxml</w:t>
             </w:r>
             <w:proofErr w:type="spellEnd"/>
+            <w:proofErr w:type="gramEnd"/>
           </w:p>
         </w:tc>
         <w:tc>
@@ -33595,6 +34112,7 @@
                 <w:lang w:val="en-US"/>
               </w:rPr>
             </w:pPr>
+            <w:proofErr w:type="gramStart"/>
             <w:r>
               <w:rPr>
                 <w:rFonts w:ascii="Times New Roman" w:hAnsi="Times New Roman"/>
@@ -33603,8 +34121,53 @@
                 <w:bdr w:val="single" w:sz="2" w:space="0" w:color="E3E3E3" w:frame="1"/>
                 <w:lang w:val="en-US"/>
               </w:rPr>
-              <w:t>ru.qurati.metalsapp.controller.transaction.TransactionController</w:t>
+              <w:t>ru.qurati</w:t>
             </w:r>
+            <w:proofErr w:type="gramEnd"/>
+            <w:r>
+              <w:rPr>
+                <w:rFonts w:ascii="Times New Roman" w:hAnsi="Times New Roman"/>
+                <w:sz w:val="24"/>
+                <w:szCs w:val="24"/>
+                <w:bdr w:val="single" w:sz="2" w:space="0" w:color="E3E3E3" w:frame="1"/>
+                <w:lang w:val="en-US"/>
+              </w:rPr>
+              <w:t>.</w:t>
+            </w:r>
+            <w:proofErr w:type="gramStart"/>
+            <w:r>
+              <w:rPr>
+                <w:rFonts w:ascii="Times New Roman" w:hAnsi="Times New Roman"/>
+                <w:sz w:val="24"/>
+                <w:szCs w:val="24"/>
+                <w:bdr w:val="single" w:sz="2" w:space="0" w:color="E3E3E3" w:frame="1"/>
+                <w:lang w:val="en-US"/>
+              </w:rPr>
+              <w:t>metalsapp.controller</w:t>
+            </w:r>
+            <w:proofErr w:type="gramEnd"/>
+            <w:r>
+              <w:rPr>
+                <w:rFonts w:ascii="Times New Roman" w:hAnsi="Times New Roman"/>
+                <w:sz w:val="24"/>
+                <w:szCs w:val="24"/>
+                <w:bdr w:val="single" w:sz="2" w:space="0" w:color="E3E3E3" w:frame="1"/>
+                <w:lang w:val="en-US"/>
+              </w:rPr>
+              <w:t>.</w:t>
+            </w:r>
+            <w:proofErr w:type="gramStart"/>
+            <w:r>
+              <w:rPr>
+                <w:rFonts w:ascii="Times New Roman" w:hAnsi="Times New Roman"/>
+                <w:sz w:val="24"/>
+                <w:szCs w:val="24"/>
+                <w:bdr w:val="single" w:sz="2" w:space="0" w:color="E3E3E3" w:frame="1"/>
+                <w:lang w:val="en-US"/>
+              </w:rPr>
+              <w:t>transaction.TransactionController</w:t>
+            </w:r>
+            <w:proofErr w:type="gramEnd"/>
           </w:p>
         </w:tc>
         <w:tc>
@@ -33796,6 +34359,7 @@
               <w:t>add-edit-transaction-</w:t>
             </w:r>
             <w:proofErr w:type="spellStart"/>
+            <w:proofErr w:type="gramStart"/>
             <w:r>
               <w:rPr>
                 <w:rFonts w:ascii="Times New Roman" w:hAnsi="Times New Roman"/>
@@ -33807,6 +34371,7 @@
               <w:t>dialog.fxml</w:t>
             </w:r>
             <w:proofErr w:type="spellEnd"/>
+            <w:proofErr w:type="gramEnd"/>
           </w:p>
         </w:tc>
         <w:tc>
@@ -33825,6 +34390,7 @@
                 <w:lang w:val="en-US"/>
               </w:rPr>
             </w:pPr>
+            <w:proofErr w:type="gramStart"/>
             <w:r>
               <w:rPr>
                 <w:rFonts w:ascii="Times New Roman" w:hAnsi="Times New Roman"/>
@@ -33833,8 +34399,53 @@
                 <w:bdr w:val="single" w:sz="2" w:space="0" w:color="E3E3E3" w:frame="1"/>
                 <w:lang w:val="en-US"/>
               </w:rPr>
-              <w:t>ru.qurati.metalsapp.controller.transaction.AddEditTransactionDialog</w:t>
+              <w:t>ru.qurati</w:t>
             </w:r>
+            <w:proofErr w:type="gramEnd"/>
+            <w:r>
+              <w:rPr>
+                <w:rFonts w:ascii="Times New Roman" w:hAnsi="Times New Roman"/>
+                <w:sz w:val="24"/>
+                <w:szCs w:val="24"/>
+                <w:bdr w:val="single" w:sz="2" w:space="0" w:color="E3E3E3" w:frame="1"/>
+                <w:lang w:val="en-US"/>
+              </w:rPr>
+              <w:t>.</w:t>
+            </w:r>
+            <w:proofErr w:type="gramStart"/>
+            <w:r>
+              <w:rPr>
+                <w:rFonts w:ascii="Times New Roman" w:hAnsi="Times New Roman"/>
+                <w:sz w:val="24"/>
+                <w:szCs w:val="24"/>
+                <w:bdr w:val="single" w:sz="2" w:space="0" w:color="E3E3E3" w:frame="1"/>
+                <w:lang w:val="en-US"/>
+              </w:rPr>
+              <w:t>metalsapp.controller</w:t>
+            </w:r>
+            <w:proofErr w:type="gramEnd"/>
+            <w:r>
+              <w:rPr>
+                <w:rFonts w:ascii="Times New Roman" w:hAnsi="Times New Roman"/>
+                <w:sz w:val="24"/>
+                <w:szCs w:val="24"/>
+                <w:bdr w:val="single" w:sz="2" w:space="0" w:color="E3E3E3" w:frame="1"/>
+                <w:lang w:val="en-US"/>
+              </w:rPr>
+              <w:t>.</w:t>
+            </w:r>
+            <w:proofErr w:type="gramStart"/>
+            <w:r>
+              <w:rPr>
+                <w:rFonts w:ascii="Times New Roman" w:hAnsi="Times New Roman"/>
+                <w:sz w:val="24"/>
+                <w:szCs w:val="24"/>
+                <w:bdr w:val="single" w:sz="2" w:space="0" w:color="E3E3E3" w:frame="1"/>
+                <w:lang w:val="en-US"/>
+              </w:rPr>
+              <w:t>transaction.AddEditTransactionDialog</w:t>
+            </w:r>
+            <w:proofErr w:type="gramEnd"/>
           </w:p>
         </w:tc>
         <w:tc>
@@ -34187,6 +34798,7 @@
         <w:t xml:space="preserve"> </w:t>
       </w:r>
       <w:proofErr w:type="spellStart"/>
+      <w:proofErr w:type="gramStart"/>
       <w:r>
         <w:rPr>
           <w:sz w:val="28"/>
@@ -34200,7 +34812,15 @@
           <w:sz w:val="28"/>
           <w:szCs w:val="28"/>
         </w:rPr>
-        <w:t>()</w:t>
+        <w:t>(</w:t>
+      </w:r>
+      <w:proofErr w:type="gramEnd"/>
+      <w:r>
+        <w:rPr>
+          <w:sz w:val="28"/>
+          <w:szCs w:val="28"/>
+        </w:rPr>
+        <w:t>)</w:t>
       </w:r>
       <w:r>
         <w:rPr>
@@ -34224,6 +34844,7 @@
         <w:t xml:space="preserve"> </w:t>
       </w:r>
       <w:proofErr w:type="spellStart"/>
+      <w:proofErr w:type="gramStart"/>
       <w:r>
         <w:rPr>
           <w:sz w:val="28"/>
@@ -34237,7 +34858,15 @@
           <w:sz w:val="28"/>
           <w:szCs w:val="28"/>
         </w:rPr>
-        <w:t>()</w:t>
+        <w:t>(</w:t>
+      </w:r>
+      <w:proofErr w:type="gramEnd"/>
+      <w:r>
+        <w:rPr>
+          <w:sz w:val="28"/>
+          <w:szCs w:val="28"/>
+        </w:rPr>
+        <w:t>)</w:t>
       </w:r>
       <w:r>
         <w:rPr>
@@ -36449,6 +37078,7 @@
         <w:t xml:space="preserve"> </w:t>
       </w:r>
       <w:proofErr w:type="spellStart"/>
+      <w:proofErr w:type="gramStart"/>
       <w:r>
         <w:rPr>
           <w:sz w:val="28"/>
@@ -36462,16 +37092,25 @@
           <w:sz w:val="28"/>
           <w:szCs w:val="28"/>
         </w:rPr>
-        <w:t>(),</w:t>
-      </w:r>
-      <w:r>
-        <w:rPr>
-          <w:sz w:val="28"/>
-          <w:szCs w:val="28"/>
-        </w:rPr>
-        <w:t xml:space="preserve"> </w:t>
-      </w:r>
-      <w:proofErr w:type="spellStart"/>
+        <w:t>(</w:t>
+      </w:r>
+      <w:proofErr w:type="gramEnd"/>
+      <w:r>
+        <w:rPr>
+          <w:sz w:val="28"/>
+          <w:szCs w:val="28"/>
+        </w:rPr>
+        <w:t>),</w:t>
+      </w:r>
+      <w:r>
+        <w:rPr>
+          <w:sz w:val="28"/>
+          <w:szCs w:val="28"/>
+        </w:rPr>
+        <w:t xml:space="preserve"> </w:t>
+      </w:r>
+      <w:proofErr w:type="spellStart"/>
+      <w:proofErr w:type="gramStart"/>
       <w:r>
         <w:rPr>
           <w:sz w:val="28"/>
@@ -36485,16 +37124,25 @@
           <w:sz w:val="28"/>
           <w:szCs w:val="28"/>
         </w:rPr>
-        <w:t>(),</w:t>
-      </w:r>
-      <w:r>
-        <w:rPr>
-          <w:sz w:val="28"/>
-          <w:szCs w:val="28"/>
-        </w:rPr>
-        <w:t xml:space="preserve"> </w:t>
-      </w:r>
-      <w:proofErr w:type="spellStart"/>
+        <w:t>(</w:t>
+      </w:r>
+      <w:proofErr w:type="gramEnd"/>
+      <w:r>
+        <w:rPr>
+          <w:sz w:val="28"/>
+          <w:szCs w:val="28"/>
+        </w:rPr>
+        <w:t>),</w:t>
+      </w:r>
+      <w:r>
+        <w:rPr>
+          <w:sz w:val="28"/>
+          <w:szCs w:val="28"/>
+        </w:rPr>
+        <w:t xml:space="preserve"> </w:t>
+      </w:r>
+      <w:proofErr w:type="spellStart"/>
+      <w:proofErr w:type="gramStart"/>
       <w:r>
         <w:rPr>
           <w:sz w:val="28"/>
@@ -36508,7 +37156,15 @@
           <w:sz w:val="28"/>
           <w:szCs w:val="28"/>
         </w:rPr>
-        <w:t>()</w:t>
+        <w:t>(</w:t>
+      </w:r>
+      <w:proofErr w:type="gramEnd"/>
+      <w:r>
+        <w:rPr>
+          <w:sz w:val="28"/>
+          <w:szCs w:val="28"/>
+        </w:rPr>
+        <w:t>)</w:t>
       </w:r>
       <w:r>
         <w:rPr>
@@ -37070,7 +37726,14 @@
           <w:sz w:val="28"/>
           <w:szCs w:val="28"/>
         </w:rPr>
-        <w:t>кредиты.</w:t>
+        <w:t>операции</w:t>
+      </w:r>
+      <w:r>
+        <w:rPr>
+          <w:sz w:val="28"/>
+          <w:szCs w:val="28"/>
+        </w:rPr>
+        <w:t>.</w:t>
       </w:r>
     </w:p>
     <w:p>
@@ -37533,6 +38196,7 @@
       </w:pPr>
       <w:r>
         <w:rPr>
+          <w:noProof/>
           <w:sz w:val="28"/>
           <w:szCs w:val="28"/>
         </w:rPr>
@@ -38366,6 +39030,7 @@
       </w:pPr>
       <w:r>
         <w:rPr>
+          <w:noProof/>
           <w:sz w:val="28"/>
           <w:szCs w:val="28"/>
         </w:rPr>
@@ -38775,6 +39440,7 @@
       </w:pPr>
       <w:r>
         <w:rPr>
+          <w:noProof/>
           <w:sz w:val="28"/>
           <w:szCs w:val="28"/>
         </w:rPr>
@@ -41259,7 +41925,6 @@
         <w:rPr>
           <w:sz w:val="16"/>
           <w:szCs w:val="16"/>
-          <w:lang w:val="en-US"/>
         </w:rPr>
       </w:pPr>
       <w:r>
@@ -41273,7 +41938,6 @@
         <w:rPr>
           <w:sz w:val="16"/>
           <w:szCs w:val="16"/>
-          <w:lang w:val="en-US"/>
         </w:rPr>
         <w:t xml:space="preserve"> </w:t>
       </w:r>
@@ -41288,10 +41952,10 @@
         <w:rPr>
           <w:sz w:val="16"/>
           <w:szCs w:val="16"/>
-          <w:lang w:val="en-US"/>
-        </w:rPr>
-        <w:t xml:space="preserve"> </w:t>
-      </w:r>
+        </w:rPr>
+        <w:t xml:space="preserve"> </w:t>
+      </w:r>
+      <w:proofErr w:type="spellStart"/>
       <w:r>
         <w:rPr>
           <w:sz w:val="16"/>
@@ -41300,11 +41964,11 @@
         </w:rPr>
         <w:t>MetalsApp</w:t>
       </w:r>
-      <w:r>
-        <w:rPr>
-          <w:sz w:val="16"/>
-          <w:szCs w:val="16"/>
-          <w:lang w:val="en-US"/>
+      <w:proofErr w:type="spellEnd"/>
+      <w:r>
+        <w:rPr>
+          <w:sz w:val="16"/>
+          <w:szCs w:val="16"/>
         </w:rPr>
         <w:t>.</w:t>
       </w:r>
@@ -62699,150 +63363,438 @@
           <w:szCs w:val="16"/>
           <w:lang w:val="en-US"/>
         </w:rPr>
-        <w:t>package ru.qurati.metalsapp.controller.transaction;</w:t>
-      </w:r>
-      <w:r>
-        <w:rPr>
-          <w:sz w:val="16"/>
-          <w:szCs w:val="16"/>
-          <w:lang w:val="en-US"/>
-        </w:rPr>
-        <w:br/>
-      </w:r>
-      <w:r>
-        <w:rPr>
-          <w:sz w:val="16"/>
-          <w:szCs w:val="16"/>
-          <w:lang w:val="en-US"/>
-        </w:rPr>
-        <w:br/>
-        <w:t>import javafx.collections.FXCollections;</w:t>
-      </w:r>
-      <w:r>
-        <w:rPr>
-          <w:sz w:val="16"/>
-          <w:szCs w:val="16"/>
-          <w:lang w:val="en-US"/>
-        </w:rPr>
-        <w:br/>
-        <w:t>import javafx.collections.ObservableList;</w:t>
-      </w:r>
-      <w:r>
-        <w:rPr>
-          <w:sz w:val="16"/>
-          <w:szCs w:val="16"/>
-          <w:lang w:val="en-US"/>
-        </w:rPr>
-        <w:br/>
-        <w:t>import javafx.fxml.FXML;</w:t>
-      </w:r>
-      <w:r>
-        <w:rPr>
-          <w:sz w:val="16"/>
-          <w:szCs w:val="16"/>
-          <w:lang w:val="en-US"/>
-        </w:rPr>
-        <w:br/>
-        <w:t>import javafx.fxml.Initializable;</w:t>
-      </w:r>
-      <w:r>
-        <w:rPr>
-          <w:sz w:val="16"/>
-          <w:szCs w:val="16"/>
-          <w:lang w:val="en-US"/>
-        </w:rPr>
-        <w:br/>
-        <w:t>import javafx.scene.control.Button;</w:t>
-      </w:r>
-      <w:r>
-        <w:rPr>
-          <w:sz w:val="16"/>
-          <w:szCs w:val="16"/>
-          <w:lang w:val="en-US"/>
-        </w:rPr>
-        <w:br/>
-        <w:t>import javafx.scene.control.ComboBox;</w:t>
-      </w:r>
-      <w:r>
-        <w:rPr>
-          <w:sz w:val="16"/>
-          <w:szCs w:val="16"/>
-          <w:lang w:val="en-US"/>
-        </w:rPr>
-        <w:br/>
-        <w:t>import javafx.scene.control.Label;</w:t>
-      </w:r>
-      <w:r>
-        <w:rPr>
-          <w:sz w:val="16"/>
-          <w:szCs w:val="16"/>
-          <w:lang w:val="en-US"/>
-        </w:rPr>
-        <w:br/>
-        <w:t>import javafx.scene.control.TextField;</w:t>
-      </w:r>
-      <w:r>
-        <w:rPr>
-          <w:sz w:val="16"/>
-          <w:szCs w:val="16"/>
-          <w:lang w:val="en-US"/>
-        </w:rPr>
-        <w:br/>
-        <w:t>import javafx.stage.Stage;</w:t>
-      </w:r>
-      <w:r>
-        <w:rPr>
-          <w:sz w:val="16"/>
-          <w:szCs w:val="16"/>
-          <w:lang w:val="en-US"/>
-        </w:rPr>
-        <w:br/>
-        <w:t>import ru.qurati.metalsapp.model.Client;</w:t>
-      </w:r>
-      <w:r>
-        <w:rPr>
-          <w:sz w:val="16"/>
-          <w:szCs w:val="16"/>
-          <w:lang w:val="en-US"/>
-        </w:rPr>
-        <w:br/>
-        <w:t>import ru.qurati.metalsapp.model.MetalCategory;</w:t>
-      </w:r>
-      <w:r>
-        <w:rPr>
-          <w:sz w:val="16"/>
-          <w:szCs w:val="16"/>
-          <w:lang w:val="en-US"/>
-        </w:rPr>
-        <w:br/>
-        <w:t>import ru.qurati.metalsapp.model.Transaction;</w:t>
-      </w:r>
-      <w:r>
-        <w:rPr>
-          <w:sz w:val="16"/>
-          <w:szCs w:val="16"/>
-          <w:lang w:val="en-US"/>
-        </w:rPr>
-        <w:br/>
-        <w:t>import ru.qurati.metalsapp.service.ClientService;</w:t>
-      </w:r>
-      <w:r>
-        <w:rPr>
-          <w:sz w:val="16"/>
-          <w:szCs w:val="16"/>
-          <w:lang w:val="en-US"/>
-        </w:rPr>
-        <w:br/>
-        <w:t>import ru.qurati.metalsapp.service.MetalCategoryService;</w:t>
-      </w:r>
-      <w:r>
-        <w:rPr>
-          <w:sz w:val="16"/>
-          <w:szCs w:val="16"/>
-          <w:lang w:val="en-US"/>
-        </w:rPr>
-        <w:br/>
-        <w:t>import ru.qurati.metalsapp.service.TransactionService;</w:t>
+        <w:t xml:space="preserve">package </w:t>
+      </w:r>
+      <w:proofErr w:type="spellStart"/>
+      <w:r>
+        <w:rPr>
+          <w:sz w:val="16"/>
+          <w:szCs w:val="16"/>
+          <w:lang w:val="en-US"/>
+        </w:rPr>
+        <w:t>ru.qurati.metalsapp.controller.transaction</w:t>
+      </w:r>
+      <w:proofErr w:type="spellEnd"/>
+      <w:r>
+        <w:rPr>
+          <w:sz w:val="16"/>
+          <w:szCs w:val="16"/>
+          <w:lang w:val="en-US"/>
+        </w:rPr>
+        <w:t>;</w:t>
+      </w:r>
+      <w:r>
+        <w:rPr>
+          <w:sz w:val="16"/>
+          <w:szCs w:val="16"/>
+          <w:lang w:val="en-US"/>
+        </w:rPr>
+        <w:br/>
+      </w:r>
+      <w:r>
+        <w:rPr>
+          <w:sz w:val="16"/>
+          <w:szCs w:val="16"/>
+          <w:lang w:val="en-US"/>
+        </w:rPr>
+        <w:br/>
+        <w:t xml:space="preserve">import </w:t>
+      </w:r>
+      <w:proofErr w:type="spellStart"/>
+      <w:r>
+        <w:rPr>
+          <w:sz w:val="16"/>
+          <w:szCs w:val="16"/>
+          <w:lang w:val="en-US"/>
+        </w:rPr>
+        <w:t>javafx.collections.FXCollections</w:t>
+      </w:r>
+      <w:proofErr w:type="spellEnd"/>
+      <w:r>
+        <w:rPr>
+          <w:sz w:val="16"/>
+          <w:szCs w:val="16"/>
+          <w:lang w:val="en-US"/>
+        </w:rPr>
+        <w:t>;</w:t>
+      </w:r>
+      <w:r>
+        <w:rPr>
+          <w:sz w:val="16"/>
+          <w:szCs w:val="16"/>
+          <w:lang w:val="en-US"/>
+        </w:rPr>
+        <w:br/>
+        <w:t xml:space="preserve">import </w:t>
+      </w:r>
+      <w:proofErr w:type="spellStart"/>
+      <w:r>
+        <w:rPr>
+          <w:sz w:val="16"/>
+          <w:szCs w:val="16"/>
+          <w:lang w:val="en-US"/>
+        </w:rPr>
+        <w:t>javafx.collections.ObservableList</w:t>
+      </w:r>
+      <w:proofErr w:type="spellEnd"/>
+      <w:r>
+        <w:rPr>
+          <w:sz w:val="16"/>
+          <w:szCs w:val="16"/>
+          <w:lang w:val="en-US"/>
+        </w:rPr>
+        <w:t>;</w:t>
+      </w:r>
+      <w:r>
+        <w:rPr>
+          <w:sz w:val="16"/>
+          <w:szCs w:val="16"/>
+          <w:lang w:val="en-US"/>
+        </w:rPr>
+        <w:br/>
+        <w:t xml:space="preserve">import </w:t>
+      </w:r>
+      <w:proofErr w:type="spellStart"/>
+      <w:r>
+        <w:rPr>
+          <w:sz w:val="16"/>
+          <w:szCs w:val="16"/>
+          <w:lang w:val="en-US"/>
+        </w:rPr>
+        <w:t>javafx.fxml.FXML</w:t>
+      </w:r>
+      <w:proofErr w:type="spellEnd"/>
+      <w:r>
+        <w:rPr>
+          <w:sz w:val="16"/>
+          <w:szCs w:val="16"/>
+          <w:lang w:val="en-US"/>
+        </w:rPr>
+        <w:t>;</w:t>
+      </w:r>
+      <w:r>
+        <w:rPr>
+          <w:sz w:val="16"/>
+          <w:szCs w:val="16"/>
+          <w:lang w:val="en-US"/>
+        </w:rPr>
+        <w:br/>
+        <w:t xml:space="preserve">import </w:t>
+      </w:r>
+      <w:proofErr w:type="spellStart"/>
+      <w:r>
+        <w:rPr>
+          <w:sz w:val="16"/>
+          <w:szCs w:val="16"/>
+          <w:lang w:val="en-US"/>
+        </w:rPr>
+        <w:t>javafx.fxml.Initializable</w:t>
+      </w:r>
+      <w:proofErr w:type="spellEnd"/>
+      <w:r>
+        <w:rPr>
+          <w:sz w:val="16"/>
+          <w:szCs w:val="16"/>
+          <w:lang w:val="en-US"/>
+        </w:rPr>
+        <w:t>;</w:t>
+      </w:r>
+      <w:r>
+        <w:rPr>
+          <w:sz w:val="16"/>
+          <w:szCs w:val="16"/>
+          <w:lang w:val="en-US"/>
+        </w:rPr>
+        <w:br/>
+        <w:t xml:space="preserve">import </w:t>
+      </w:r>
+      <w:proofErr w:type="spellStart"/>
+      <w:r>
+        <w:rPr>
+          <w:sz w:val="16"/>
+          <w:szCs w:val="16"/>
+          <w:lang w:val="en-US"/>
+        </w:rPr>
+        <w:t>javafx.scene.control.Button</w:t>
+      </w:r>
+      <w:proofErr w:type="spellEnd"/>
+      <w:r>
+        <w:rPr>
+          <w:sz w:val="16"/>
+          <w:szCs w:val="16"/>
+          <w:lang w:val="en-US"/>
+        </w:rPr>
+        <w:t>;</w:t>
+      </w:r>
+      <w:r>
+        <w:rPr>
+          <w:sz w:val="16"/>
+          <w:szCs w:val="16"/>
+          <w:lang w:val="en-US"/>
+        </w:rPr>
+        <w:br/>
+        <w:t xml:space="preserve">import </w:t>
+      </w:r>
+      <w:proofErr w:type="spellStart"/>
+      <w:r>
+        <w:rPr>
+          <w:sz w:val="16"/>
+          <w:szCs w:val="16"/>
+          <w:lang w:val="en-US"/>
+        </w:rPr>
+        <w:t>javafx.scene.control.ComboBox</w:t>
+      </w:r>
+      <w:proofErr w:type="spellEnd"/>
+      <w:r>
+        <w:rPr>
+          <w:sz w:val="16"/>
+          <w:szCs w:val="16"/>
+          <w:lang w:val="en-US"/>
+        </w:rPr>
+        <w:t>;</w:t>
+      </w:r>
+      <w:r>
+        <w:rPr>
+          <w:sz w:val="16"/>
+          <w:szCs w:val="16"/>
+          <w:lang w:val="en-US"/>
+        </w:rPr>
+        <w:br/>
+        <w:t xml:space="preserve">import </w:t>
+      </w:r>
+      <w:proofErr w:type="spellStart"/>
+      <w:r>
+        <w:rPr>
+          <w:sz w:val="16"/>
+          <w:szCs w:val="16"/>
+          <w:lang w:val="en-US"/>
+        </w:rPr>
+        <w:t>javafx.scene.control.Label</w:t>
+      </w:r>
+      <w:proofErr w:type="spellEnd"/>
+      <w:r>
+        <w:rPr>
+          <w:sz w:val="16"/>
+          <w:szCs w:val="16"/>
+          <w:lang w:val="en-US"/>
+        </w:rPr>
+        <w:t>;</w:t>
+      </w:r>
+      <w:r>
+        <w:rPr>
+          <w:sz w:val="16"/>
+          <w:szCs w:val="16"/>
+          <w:lang w:val="en-US"/>
+        </w:rPr>
+        <w:br/>
+        <w:t xml:space="preserve">import </w:t>
+      </w:r>
+      <w:proofErr w:type="spellStart"/>
+      <w:r>
+        <w:rPr>
+          <w:sz w:val="16"/>
+          <w:szCs w:val="16"/>
+          <w:lang w:val="en-US"/>
+        </w:rPr>
+        <w:t>javafx.scene.control.TextField</w:t>
+      </w:r>
+      <w:proofErr w:type="spellEnd"/>
+      <w:r>
+        <w:rPr>
+          <w:sz w:val="16"/>
+          <w:szCs w:val="16"/>
+          <w:lang w:val="en-US"/>
+        </w:rPr>
+        <w:t>;</w:t>
+      </w:r>
+      <w:r>
+        <w:rPr>
+          <w:sz w:val="16"/>
+          <w:szCs w:val="16"/>
+          <w:lang w:val="en-US"/>
+        </w:rPr>
+        <w:br/>
+        <w:t xml:space="preserve">import </w:t>
+      </w:r>
+      <w:proofErr w:type="spellStart"/>
+      <w:r>
+        <w:rPr>
+          <w:sz w:val="16"/>
+          <w:szCs w:val="16"/>
+          <w:lang w:val="en-US"/>
+        </w:rPr>
+        <w:t>javafx.stage.Stage</w:t>
+      </w:r>
+      <w:proofErr w:type="spellEnd"/>
+      <w:r>
+        <w:rPr>
+          <w:sz w:val="16"/>
+          <w:szCs w:val="16"/>
+          <w:lang w:val="en-US"/>
+        </w:rPr>
+        <w:t>;</w:t>
+      </w:r>
+      <w:r>
+        <w:rPr>
+          <w:sz w:val="16"/>
+          <w:szCs w:val="16"/>
+          <w:lang w:val="en-US"/>
+        </w:rPr>
+        <w:br/>
+        <w:t xml:space="preserve">import </w:t>
+      </w:r>
+      <w:proofErr w:type="spellStart"/>
+      <w:r>
+        <w:rPr>
+          <w:sz w:val="16"/>
+          <w:szCs w:val="16"/>
+          <w:lang w:val="en-US"/>
+        </w:rPr>
+        <w:t>ru.qurati.metalsapp.model.Client</w:t>
+      </w:r>
+      <w:proofErr w:type="spellEnd"/>
+      <w:r>
+        <w:rPr>
+          <w:sz w:val="16"/>
+          <w:szCs w:val="16"/>
+          <w:lang w:val="en-US"/>
+        </w:rPr>
+        <w:t>;</w:t>
+      </w:r>
+      <w:r>
+        <w:rPr>
+          <w:sz w:val="16"/>
+          <w:szCs w:val="16"/>
+          <w:lang w:val="en-US"/>
+        </w:rPr>
+        <w:br/>
+        <w:t xml:space="preserve">import </w:t>
+      </w:r>
+      <w:proofErr w:type="spellStart"/>
+      <w:r>
+        <w:rPr>
+          <w:sz w:val="16"/>
+          <w:szCs w:val="16"/>
+          <w:lang w:val="en-US"/>
+        </w:rPr>
+        <w:t>ru.qurati.metalsapp.model.MetalCategory</w:t>
+      </w:r>
+      <w:proofErr w:type="spellEnd"/>
+      <w:r>
+        <w:rPr>
+          <w:sz w:val="16"/>
+          <w:szCs w:val="16"/>
+          <w:lang w:val="en-US"/>
+        </w:rPr>
+        <w:t>;</w:t>
+      </w:r>
+      <w:r>
+        <w:rPr>
+          <w:sz w:val="16"/>
+          <w:szCs w:val="16"/>
+          <w:lang w:val="en-US"/>
+        </w:rPr>
+        <w:br/>
+        <w:t xml:space="preserve">import </w:t>
+      </w:r>
+      <w:proofErr w:type="spellStart"/>
+      <w:r>
+        <w:rPr>
+          <w:sz w:val="16"/>
+          <w:szCs w:val="16"/>
+          <w:lang w:val="en-US"/>
+        </w:rPr>
+        <w:t>ru.qurati.metalsapp.model.Transaction</w:t>
+      </w:r>
+      <w:proofErr w:type="spellEnd"/>
+      <w:r>
+        <w:rPr>
+          <w:sz w:val="16"/>
+          <w:szCs w:val="16"/>
+          <w:lang w:val="en-US"/>
+        </w:rPr>
+        <w:t>;</w:t>
+      </w:r>
+      <w:r>
+        <w:rPr>
+          <w:sz w:val="16"/>
+          <w:szCs w:val="16"/>
+          <w:lang w:val="en-US"/>
+        </w:rPr>
+        <w:br/>
+        <w:t xml:space="preserve">import </w:t>
+      </w:r>
+      <w:proofErr w:type="spellStart"/>
+      <w:r>
+        <w:rPr>
+          <w:sz w:val="16"/>
+          <w:szCs w:val="16"/>
+          <w:lang w:val="en-US"/>
+        </w:rPr>
+        <w:t>ru.qurati.metalsapp.service.ClientService</w:t>
+      </w:r>
+      <w:proofErr w:type="spellEnd"/>
+      <w:r>
+        <w:rPr>
+          <w:sz w:val="16"/>
+          <w:szCs w:val="16"/>
+          <w:lang w:val="en-US"/>
+        </w:rPr>
+        <w:t>;</w:t>
+      </w:r>
+      <w:r>
+        <w:rPr>
+          <w:sz w:val="16"/>
+          <w:szCs w:val="16"/>
+          <w:lang w:val="en-US"/>
+        </w:rPr>
+        <w:br/>
+        <w:t xml:space="preserve">import </w:t>
+      </w:r>
+      <w:proofErr w:type="spellStart"/>
+      <w:r>
+        <w:rPr>
+          <w:sz w:val="16"/>
+          <w:szCs w:val="16"/>
+          <w:lang w:val="en-US"/>
+        </w:rPr>
+        <w:t>ru.qurati.metalsapp.service.MetalCategoryService</w:t>
+      </w:r>
+      <w:proofErr w:type="spellEnd"/>
+      <w:r>
+        <w:rPr>
+          <w:sz w:val="16"/>
+          <w:szCs w:val="16"/>
+          <w:lang w:val="en-US"/>
+        </w:rPr>
+        <w:t>;</w:t>
+      </w:r>
+      <w:r>
+        <w:rPr>
+          <w:sz w:val="16"/>
+          <w:szCs w:val="16"/>
+          <w:lang w:val="en-US"/>
+        </w:rPr>
+        <w:br/>
+        <w:t xml:space="preserve">import </w:t>
+      </w:r>
+      <w:proofErr w:type="spellStart"/>
+      <w:r>
+        <w:rPr>
+          <w:sz w:val="16"/>
+          <w:szCs w:val="16"/>
+          <w:lang w:val="en-US"/>
+        </w:rPr>
+        <w:t>ru.qurati.metalsapp.service.TransactionService</w:t>
+      </w:r>
+      <w:proofErr w:type="spellEnd"/>
+      <w:r>
+        <w:rPr>
+          <w:sz w:val="16"/>
+          <w:szCs w:val="16"/>
+          <w:lang w:val="en-US"/>
+        </w:rPr>
+        <w:t>;</w:t>
       </w:r>
       <w:r>
         <w:rPr>
@@ -62868,51 +63820,159 @@
           <w:lang w:val="en-US"/>
         </w:rPr>
         <w:br/>
-        <w:t>import java.time.LocalDateTime;</w:t>
-      </w:r>
-      <w:r>
-        <w:rPr>
-          <w:sz w:val="16"/>
-          <w:szCs w:val="16"/>
-          <w:lang w:val="en-US"/>
-        </w:rPr>
-        <w:br/>
-        <w:t>import java.util.HashMap;</w:t>
-      </w:r>
-      <w:r>
-        <w:rPr>
-          <w:sz w:val="16"/>
-          <w:szCs w:val="16"/>
-          <w:lang w:val="en-US"/>
-        </w:rPr>
-        <w:br/>
-        <w:t>import java.util.Map;</w:t>
-      </w:r>
-      <w:r>
-        <w:rPr>
-          <w:sz w:val="16"/>
-          <w:szCs w:val="16"/>
-          <w:lang w:val="en-US"/>
-        </w:rPr>
-        <w:br/>
-        <w:t>import java.util.ResourceBundle;</w:t>
-      </w:r>
-      <w:r>
-        <w:rPr>
-          <w:sz w:val="16"/>
-          <w:szCs w:val="16"/>
-          <w:lang w:val="en-US"/>
-        </w:rPr>
-        <w:br/>
-      </w:r>
-      <w:r>
-        <w:rPr>
-          <w:sz w:val="16"/>
-          <w:szCs w:val="16"/>
-          <w:lang w:val="en-US"/>
-        </w:rPr>
-        <w:br/>
-        <w:t>public class AddEditTransactionDialog implements Initializable {</w:t>
+        <w:t xml:space="preserve">import </w:t>
+      </w:r>
+      <w:proofErr w:type="spellStart"/>
+      <w:r>
+        <w:rPr>
+          <w:sz w:val="16"/>
+          <w:szCs w:val="16"/>
+          <w:lang w:val="en-US"/>
+        </w:rPr>
+        <w:t>java.time.LocalDateTime</w:t>
+      </w:r>
+      <w:proofErr w:type="spellEnd"/>
+      <w:r>
+        <w:rPr>
+          <w:sz w:val="16"/>
+          <w:szCs w:val="16"/>
+          <w:lang w:val="en-US"/>
+        </w:rPr>
+        <w:t>;</w:t>
+      </w:r>
+      <w:r>
+        <w:rPr>
+          <w:sz w:val="16"/>
+          <w:szCs w:val="16"/>
+          <w:lang w:val="en-US"/>
+        </w:rPr>
+        <w:br/>
+        <w:t xml:space="preserve">import </w:t>
+      </w:r>
+      <w:proofErr w:type="spellStart"/>
+      <w:r>
+        <w:rPr>
+          <w:sz w:val="16"/>
+          <w:szCs w:val="16"/>
+          <w:lang w:val="en-US"/>
+        </w:rPr>
+        <w:t>java.util.HashMap</w:t>
+      </w:r>
+      <w:proofErr w:type="spellEnd"/>
+      <w:r>
+        <w:rPr>
+          <w:sz w:val="16"/>
+          <w:szCs w:val="16"/>
+          <w:lang w:val="en-US"/>
+        </w:rPr>
+        <w:t>;</w:t>
+      </w:r>
+      <w:r>
+        <w:rPr>
+          <w:sz w:val="16"/>
+          <w:szCs w:val="16"/>
+          <w:lang w:val="en-US"/>
+        </w:rPr>
+        <w:br/>
+        <w:t xml:space="preserve">import </w:t>
+      </w:r>
+      <w:proofErr w:type="spellStart"/>
+      <w:r>
+        <w:rPr>
+          <w:sz w:val="16"/>
+          <w:szCs w:val="16"/>
+          <w:lang w:val="en-US"/>
+        </w:rPr>
+        <w:t>java.util.Map</w:t>
+      </w:r>
+      <w:proofErr w:type="spellEnd"/>
+      <w:r>
+        <w:rPr>
+          <w:sz w:val="16"/>
+          <w:szCs w:val="16"/>
+          <w:lang w:val="en-US"/>
+        </w:rPr>
+        <w:t>;</w:t>
+      </w:r>
+      <w:r>
+        <w:rPr>
+          <w:sz w:val="16"/>
+          <w:szCs w:val="16"/>
+          <w:lang w:val="en-US"/>
+        </w:rPr>
+        <w:br/>
+        <w:t xml:space="preserve">import </w:t>
+      </w:r>
+      <w:proofErr w:type="spellStart"/>
+      <w:r>
+        <w:rPr>
+          <w:sz w:val="16"/>
+          <w:szCs w:val="16"/>
+          <w:lang w:val="en-US"/>
+        </w:rPr>
+        <w:t>java.util.ResourceBundle</w:t>
+      </w:r>
+      <w:proofErr w:type="spellEnd"/>
+      <w:r>
+        <w:rPr>
+          <w:sz w:val="16"/>
+          <w:szCs w:val="16"/>
+          <w:lang w:val="en-US"/>
+        </w:rPr>
+        <w:t>;</w:t>
+      </w:r>
+      <w:r>
+        <w:rPr>
+          <w:sz w:val="16"/>
+          <w:szCs w:val="16"/>
+          <w:lang w:val="en-US"/>
+        </w:rPr>
+        <w:br/>
+      </w:r>
+      <w:r>
+        <w:rPr>
+          <w:sz w:val="16"/>
+          <w:szCs w:val="16"/>
+          <w:lang w:val="en-US"/>
+        </w:rPr>
+        <w:br/>
+        <w:t xml:space="preserve">public class </w:t>
+      </w:r>
+      <w:proofErr w:type="spellStart"/>
+      <w:r>
+        <w:rPr>
+          <w:sz w:val="16"/>
+          <w:szCs w:val="16"/>
+          <w:lang w:val="en-US"/>
+        </w:rPr>
+        <w:t>AddEditTransactionDialog</w:t>
+      </w:r>
+      <w:proofErr w:type="spellEnd"/>
+      <w:r>
+        <w:rPr>
+          <w:sz w:val="16"/>
+          <w:szCs w:val="16"/>
+          <w:lang w:val="en-US"/>
+        </w:rPr>
+        <w:t xml:space="preserve"> implements </w:t>
+      </w:r>
+      <w:proofErr w:type="spellStart"/>
+      <w:r>
+        <w:rPr>
+          <w:sz w:val="16"/>
+          <w:szCs w:val="16"/>
+          <w:lang w:val="en-US"/>
+        </w:rPr>
+        <w:t>Initializable</w:t>
+      </w:r>
+      <w:proofErr w:type="spellEnd"/>
+      <w:r>
+        <w:rPr>
+          <w:sz w:val="16"/>
+          <w:szCs w:val="16"/>
+          <w:lang w:val="en-US"/>
+        </w:rPr>
+        <w:t xml:space="preserve"> {</w:t>
       </w:r>
       <w:r>
         <w:rPr>
@@ -62930,7 +63990,43 @@
           <w:lang w:val="en-US"/>
         </w:rPr>
         <w:br/>
-        <w:t xml:space="preserve">    private ComboBox&lt;String&gt; categoryComboBox;</w:t>
+        <w:t xml:space="preserve">    private </w:t>
+      </w:r>
+      <w:proofErr w:type="spellStart"/>
+      <w:r>
+        <w:rPr>
+          <w:sz w:val="16"/>
+          <w:szCs w:val="16"/>
+          <w:lang w:val="en-US"/>
+        </w:rPr>
+        <w:t>ComboBox</w:t>
+      </w:r>
+      <w:proofErr w:type="spellEnd"/>
+      <w:r>
+        <w:rPr>
+          <w:sz w:val="16"/>
+          <w:szCs w:val="16"/>
+          <w:lang w:val="en-US"/>
+        </w:rPr>
+        <w:t xml:space="preserve">&lt;String&gt; </w:t>
+      </w:r>
+      <w:proofErr w:type="spellStart"/>
+      <w:r>
+        <w:rPr>
+          <w:sz w:val="16"/>
+          <w:szCs w:val="16"/>
+          <w:lang w:val="en-US"/>
+        </w:rPr>
+        <w:t>categoryComboBox</w:t>
+      </w:r>
+      <w:proofErr w:type="spellEnd"/>
+      <w:r>
+        <w:rPr>
+          <w:sz w:val="16"/>
+          <w:szCs w:val="16"/>
+          <w:lang w:val="en-US"/>
+        </w:rPr>
+        <w:t>;</w:t>
       </w:r>
       <w:r>
         <w:rPr>
@@ -62948,7 +64044,43 @@
           <w:lang w:val="en-US"/>
         </w:rPr>
         <w:br/>
-        <w:t xml:space="preserve">    private ComboBox&lt;String&gt; userComboBox;</w:t>
+        <w:t xml:space="preserve">    private </w:t>
+      </w:r>
+      <w:proofErr w:type="spellStart"/>
+      <w:r>
+        <w:rPr>
+          <w:sz w:val="16"/>
+          <w:szCs w:val="16"/>
+          <w:lang w:val="en-US"/>
+        </w:rPr>
+        <w:t>ComboBox</w:t>
+      </w:r>
+      <w:proofErr w:type="spellEnd"/>
+      <w:r>
+        <w:rPr>
+          <w:sz w:val="16"/>
+          <w:szCs w:val="16"/>
+          <w:lang w:val="en-US"/>
+        </w:rPr>
+        <w:t xml:space="preserve">&lt;String&gt; </w:t>
+      </w:r>
+      <w:proofErr w:type="spellStart"/>
+      <w:r>
+        <w:rPr>
+          <w:sz w:val="16"/>
+          <w:szCs w:val="16"/>
+          <w:lang w:val="en-US"/>
+        </w:rPr>
+        <w:t>userComboBox</w:t>
+      </w:r>
+      <w:proofErr w:type="spellEnd"/>
+      <w:r>
+        <w:rPr>
+          <w:sz w:val="16"/>
+          <w:szCs w:val="16"/>
+          <w:lang w:val="en-US"/>
+        </w:rPr>
+        <w:t>;</w:t>
       </w:r>
       <w:r>
         <w:rPr>
@@ -62966,7 +64098,43 @@
           <w:lang w:val="en-US"/>
         </w:rPr>
         <w:br/>
-        <w:t xml:space="preserve">    private TextField lengthField;</w:t>
+        <w:t xml:space="preserve">    private </w:t>
+      </w:r>
+      <w:proofErr w:type="spellStart"/>
+      <w:r>
+        <w:rPr>
+          <w:sz w:val="16"/>
+          <w:szCs w:val="16"/>
+          <w:lang w:val="en-US"/>
+        </w:rPr>
+        <w:t>TextField</w:t>
+      </w:r>
+      <w:proofErr w:type="spellEnd"/>
+      <w:r>
+        <w:rPr>
+          <w:sz w:val="16"/>
+          <w:szCs w:val="16"/>
+          <w:lang w:val="en-US"/>
+        </w:rPr>
+        <w:t xml:space="preserve"> </w:t>
+      </w:r>
+      <w:proofErr w:type="spellStart"/>
+      <w:r>
+        <w:rPr>
+          <w:sz w:val="16"/>
+          <w:szCs w:val="16"/>
+          <w:lang w:val="en-US"/>
+        </w:rPr>
+        <w:t>lengthField</w:t>
+      </w:r>
+      <w:proofErr w:type="spellEnd"/>
+      <w:r>
+        <w:rPr>
+          <w:sz w:val="16"/>
+          <w:szCs w:val="16"/>
+          <w:lang w:val="en-US"/>
+        </w:rPr>
+        <w:t>;</w:t>
       </w:r>
       <w:r>
         <w:rPr>
@@ -62984,7 +64152,25 @@
           <w:lang w:val="en-US"/>
         </w:rPr>
         <w:br/>
-        <w:t xml:space="preserve">    private Button okButton;</w:t>
+        <w:t xml:space="preserve">    private Button </w:t>
+      </w:r>
+      <w:proofErr w:type="spellStart"/>
+      <w:r>
+        <w:rPr>
+          <w:sz w:val="16"/>
+          <w:szCs w:val="16"/>
+          <w:lang w:val="en-US"/>
+        </w:rPr>
+        <w:t>okButton</w:t>
+      </w:r>
+      <w:proofErr w:type="spellEnd"/>
+      <w:r>
+        <w:rPr>
+          <w:sz w:val="16"/>
+          <w:szCs w:val="16"/>
+          <w:lang w:val="en-US"/>
+        </w:rPr>
+        <w:t>;</w:t>
       </w:r>
       <w:r>
         <w:rPr>
@@ -63002,69 +64188,195 @@
           <w:lang w:val="en-US"/>
         </w:rPr>
         <w:br/>
-        <w:t xml:space="preserve">    private Label errorLabel;</w:t>
-      </w:r>
-      <w:r>
-        <w:rPr>
-          <w:sz w:val="16"/>
-          <w:szCs w:val="16"/>
-          <w:lang w:val="en-US"/>
-        </w:rPr>
-        <w:br/>
-      </w:r>
-      <w:r>
-        <w:rPr>
-          <w:sz w:val="16"/>
-          <w:szCs w:val="16"/>
-          <w:lang w:val="en-US"/>
-        </w:rPr>
-        <w:br/>
-        <w:t xml:space="preserve">    private Stage dialogStage;</w:t>
-      </w:r>
-      <w:r>
-        <w:rPr>
-          <w:sz w:val="16"/>
-          <w:szCs w:val="16"/>
-          <w:lang w:val="en-US"/>
-        </w:rPr>
-        <w:br/>
-        <w:t xml:space="preserve">    private Transaction transaction;</w:t>
-      </w:r>
-      <w:r>
-        <w:rPr>
-          <w:sz w:val="16"/>
-          <w:szCs w:val="16"/>
-          <w:lang w:val="en-US"/>
-        </w:rPr>
-        <w:br/>
-        <w:t xml:space="preserve">    private ObservableList&lt;String&gt; categories;</w:t>
-      </w:r>
-      <w:r>
-        <w:rPr>
-          <w:sz w:val="16"/>
-          <w:szCs w:val="16"/>
-          <w:lang w:val="en-US"/>
-        </w:rPr>
-        <w:br/>
-        <w:t xml:space="preserve">    private ObservableList&lt;String&gt; clients;</w:t>
-      </w:r>
-      <w:r>
-        <w:rPr>
-          <w:sz w:val="16"/>
-          <w:szCs w:val="16"/>
-          <w:lang w:val="en-US"/>
-        </w:rPr>
-        <w:br/>
-        <w:t xml:space="preserve">    private Map&lt;String, Integer&gt; categoryIdMap;</w:t>
-      </w:r>
-      <w:r>
-        <w:rPr>
-          <w:sz w:val="16"/>
-          <w:szCs w:val="16"/>
-          <w:lang w:val="en-US"/>
-        </w:rPr>
-        <w:br/>
-        <w:t xml:space="preserve">    private Map&lt;String, Integer&gt; clientIdMap;</w:t>
+        <w:t xml:space="preserve">    private Label </w:t>
+      </w:r>
+      <w:proofErr w:type="spellStart"/>
+      <w:r>
+        <w:rPr>
+          <w:sz w:val="16"/>
+          <w:szCs w:val="16"/>
+          <w:lang w:val="en-US"/>
+        </w:rPr>
+        <w:t>errorLabel</w:t>
+      </w:r>
+      <w:proofErr w:type="spellEnd"/>
+      <w:r>
+        <w:rPr>
+          <w:sz w:val="16"/>
+          <w:szCs w:val="16"/>
+          <w:lang w:val="en-US"/>
+        </w:rPr>
+        <w:t>;</w:t>
+      </w:r>
+      <w:r>
+        <w:rPr>
+          <w:sz w:val="16"/>
+          <w:szCs w:val="16"/>
+          <w:lang w:val="en-US"/>
+        </w:rPr>
+        <w:br/>
+      </w:r>
+      <w:r>
+        <w:rPr>
+          <w:sz w:val="16"/>
+          <w:szCs w:val="16"/>
+          <w:lang w:val="en-US"/>
+        </w:rPr>
+        <w:br/>
+        <w:t xml:space="preserve">    private Stage </w:t>
+      </w:r>
+      <w:proofErr w:type="spellStart"/>
+      <w:r>
+        <w:rPr>
+          <w:sz w:val="16"/>
+          <w:szCs w:val="16"/>
+          <w:lang w:val="en-US"/>
+        </w:rPr>
+        <w:t>dialogStage</w:t>
+      </w:r>
+      <w:proofErr w:type="spellEnd"/>
+      <w:r>
+        <w:rPr>
+          <w:sz w:val="16"/>
+          <w:szCs w:val="16"/>
+          <w:lang w:val="en-US"/>
+        </w:rPr>
+        <w:t>;</w:t>
+      </w:r>
+      <w:r>
+        <w:rPr>
+          <w:sz w:val="16"/>
+          <w:szCs w:val="16"/>
+          <w:lang w:val="en-US"/>
+        </w:rPr>
+        <w:br/>
+        <w:t xml:space="preserve">    private Transaction </w:t>
+      </w:r>
+      <w:proofErr w:type="spellStart"/>
+      <w:r>
+        <w:rPr>
+          <w:sz w:val="16"/>
+          <w:szCs w:val="16"/>
+          <w:lang w:val="en-US"/>
+        </w:rPr>
+        <w:t>transaction</w:t>
+      </w:r>
+      <w:proofErr w:type="spellEnd"/>
+      <w:r>
+        <w:rPr>
+          <w:sz w:val="16"/>
+          <w:szCs w:val="16"/>
+          <w:lang w:val="en-US"/>
+        </w:rPr>
+        <w:t>;</w:t>
+      </w:r>
+      <w:r>
+        <w:rPr>
+          <w:sz w:val="16"/>
+          <w:szCs w:val="16"/>
+          <w:lang w:val="en-US"/>
+        </w:rPr>
+        <w:br/>
+        <w:t xml:space="preserve">    private </w:t>
+      </w:r>
+      <w:proofErr w:type="spellStart"/>
+      <w:r>
+        <w:rPr>
+          <w:sz w:val="16"/>
+          <w:szCs w:val="16"/>
+          <w:lang w:val="en-US"/>
+        </w:rPr>
+        <w:t>ObservableList</w:t>
+      </w:r>
+      <w:proofErr w:type="spellEnd"/>
+      <w:r>
+        <w:rPr>
+          <w:sz w:val="16"/>
+          <w:szCs w:val="16"/>
+          <w:lang w:val="en-US"/>
+        </w:rPr>
+        <w:t>&lt;String&gt; categories;</w:t>
+      </w:r>
+      <w:r>
+        <w:rPr>
+          <w:sz w:val="16"/>
+          <w:szCs w:val="16"/>
+          <w:lang w:val="en-US"/>
+        </w:rPr>
+        <w:br/>
+        <w:t xml:space="preserve">    private </w:t>
+      </w:r>
+      <w:proofErr w:type="spellStart"/>
+      <w:r>
+        <w:rPr>
+          <w:sz w:val="16"/>
+          <w:szCs w:val="16"/>
+          <w:lang w:val="en-US"/>
+        </w:rPr>
+        <w:t>ObservableList</w:t>
+      </w:r>
+      <w:proofErr w:type="spellEnd"/>
+      <w:r>
+        <w:rPr>
+          <w:sz w:val="16"/>
+          <w:szCs w:val="16"/>
+          <w:lang w:val="en-US"/>
+        </w:rPr>
+        <w:t>&lt;String&gt; clients;</w:t>
+      </w:r>
+      <w:r>
+        <w:rPr>
+          <w:sz w:val="16"/>
+          <w:szCs w:val="16"/>
+          <w:lang w:val="en-US"/>
+        </w:rPr>
+        <w:br/>
+        <w:t xml:space="preserve">    private Map&lt;String, Integer&gt; </w:t>
+      </w:r>
+      <w:proofErr w:type="spellStart"/>
+      <w:r>
+        <w:rPr>
+          <w:sz w:val="16"/>
+          <w:szCs w:val="16"/>
+          <w:lang w:val="en-US"/>
+        </w:rPr>
+        <w:t>categoryIdMap</w:t>
+      </w:r>
+      <w:proofErr w:type="spellEnd"/>
+      <w:r>
+        <w:rPr>
+          <w:sz w:val="16"/>
+          <w:szCs w:val="16"/>
+          <w:lang w:val="en-US"/>
+        </w:rPr>
+        <w:t>;</w:t>
+      </w:r>
+      <w:r>
+        <w:rPr>
+          <w:sz w:val="16"/>
+          <w:szCs w:val="16"/>
+          <w:lang w:val="en-US"/>
+        </w:rPr>
+        <w:br/>
+        <w:t xml:space="preserve">    private Map&lt;String, Integer&gt; </w:t>
+      </w:r>
+      <w:proofErr w:type="spellStart"/>
+      <w:r>
+        <w:rPr>
+          <w:sz w:val="16"/>
+          <w:szCs w:val="16"/>
+          <w:lang w:val="en-US"/>
+        </w:rPr>
+        <w:t>clientIdMap</w:t>
+      </w:r>
+      <w:proofErr w:type="spellEnd"/>
+      <w:r>
+        <w:rPr>
+          <w:sz w:val="16"/>
+          <w:szCs w:val="16"/>
+          <w:lang w:val="en-US"/>
+        </w:rPr>
+        <w:t>;</w:t>
       </w:r>
       <w:r>
         <w:rPr>
@@ -63090,16 +64402,79 @@
           <w:lang w:val="en-US"/>
         </w:rPr>
         <w:br/>
-        <w:t xml:space="preserve">    public void initialize(URL url, ResourceBundle resourceBundle) {</w:t>
-      </w:r>
-      <w:r>
-        <w:rPr>
-          <w:sz w:val="16"/>
-          <w:szCs w:val="16"/>
-          <w:lang w:val="en-US"/>
-        </w:rPr>
-        <w:br/>
-        <w:t xml:space="preserve">        categories = FXCollections.</w:t>
+        <w:t xml:space="preserve">    public void initialize(URL </w:t>
+      </w:r>
+      <w:proofErr w:type="spellStart"/>
+      <w:r>
+        <w:rPr>
+          <w:sz w:val="16"/>
+          <w:szCs w:val="16"/>
+          <w:lang w:val="en-US"/>
+        </w:rPr>
+        <w:t>url</w:t>
+      </w:r>
+      <w:proofErr w:type="spellEnd"/>
+      <w:r>
+        <w:rPr>
+          <w:sz w:val="16"/>
+          <w:szCs w:val="16"/>
+          <w:lang w:val="en-US"/>
+        </w:rPr>
+        <w:t xml:space="preserve">, </w:t>
+      </w:r>
+      <w:proofErr w:type="spellStart"/>
+      <w:r>
+        <w:rPr>
+          <w:sz w:val="16"/>
+          <w:szCs w:val="16"/>
+          <w:lang w:val="en-US"/>
+        </w:rPr>
+        <w:t>ResourceBundle</w:t>
+      </w:r>
+      <w:proofErr w:type="spellEnd"/>
+      <w:r>
+        <w:rPr>
+          <w:sz w:val="16"/>
+          <w:szCs w:val="16"/>
+          <w:lang w:val="en-US"/>
+        </w:rPr>
+        <w:t xml:space="preserve"> </w:t>
+      </w:r>
+      <w:proofErr w:type="spellStart"/>
+      <w:r>
+        <w:rPr>
+          <w:sz w:val="16"/>
+          <w:szCs w:val="16"/>
+          <w:lang w:val="en-US"/>
+        </w:rPr>
+        <w:t>resourceBundle</w:t>
+      </w:r>
+      <w:proofErr w:type="spellEnd"/>
+      <w:r>
+        <w:rPr>
+          <w:sz w:val="16"/>
+          <w:szCs w:val="16"/>
+          <w:lang w:val="en-US"/>
+        </w:rPr>
+        <w:t>) {</w:t>
+      </w:r>
+      <w:r>
+        <w:rPr>
+          <w:sz w:val="16"/>
+          <w:szCs w:val="16"/>
+          <w:lang w:val="en-US"/>
+        </w:rPr>
+        <w:br/>
+        <w:t xml:space="preserve">        categories = </w:t>
+      </w:r>
+      <w:proofErr w:type="spellStart"/>
+      <w:r>
+        <w:rPr>
+          <w:sz w:val="16"/>
+          <w:szCs w:val="16"/>
+          <w:lang w:val="en-US"/>
+        </w:rPr>
+        <w:t>FXCollections.</w:t>
       </w:r>
       <w:r>
         <w:rPr>
@@ -63111,6 +64486,7 @@
         </w:rPr>
         <w:t>observableArrayList</w:t>
       </w:r>
+      <w:proofErr w:type="spellEnd"/>
       <w:r>
         <w:rPr>
           <w:sz w:val="16"/>
@@ -63126,7 +64502,16 @@
           <w:lang w:val="en-US"/>
         </w:rPr>
         <w:br/>
-        <w:t xml:space="preserve">        clients = FXCollections.</w:t>
+        <w:t xml:space="preserve">        clients = </w:t>
+      </w:r>
+      <w:proofErr w:type="spellStart"/>
+      <w:r>
+        <w:rPr>
+          <w:sz w:val="16"/>
+          <w:szCs w:val="16"/>
+          <w:lang w:val="en-US"/>
+        </w:rPr>
+        <w:t>FXCollections.</w:t>
       </w:r>
       <w:r>
         <w:rPr>
@@ -63138,6 +64523,7 @@
         </w:rPr>
         <w:t>observableArrayList</w:t>
       </w:r>
+      <w:proofErr w:type="spellEnd"/>
       <w:r>
         <w:rPr>
           <w:sz w:val="16"/>
@@ -63153,42 +64539,186 @@
           <w:lang w:val="en-US"/>
         </w:rPr>
         <w:br/>
-        <w:t xml:space="preserve">        categoryIdMap = new HashMap&lt;&gt;();</w:t>
-      </w:r>
-      <w:r>
-        <w:rPr>
-          <w:sz w:val="16"/>
-          <w:szCs w:val="16"/>
-          <w:lang w:val="en-US"/>
-        </w:rPr>
-        <w:br/>
-        <w:t xml:space="preserve">        clientIdMap = new HashMap&lt;&gt;();</w:t>
-      </w:r>
-      <w:r>
-        <w:rPr>
-          <w:sz w:val="16"/>
-          <w:szCs w:val="16"/>
-          <w:lang w:val="en-US"/>
-        </w:rPr>
-        <w:br/>
-      </w:r>
-      <w:r>
-        <w:rPr>
-          <w:sz w:val="16"/>
-          <w:szCs w:val="16"/>
-          <w:lang w:val="en-US"/>
-        </w:rPr>
-        <w:br/>
-        <w:t xml:space="preserve">        for (MetalCategory category : new MetalCategoryService().findAll()) {</w:t>
-      </w:r>
-      <w:r>
-        <w:rPr>
-          <w:sz w:val="16"/>
-          <w:szCs w:val="16"/>
-          <w:lang w:val="en-US"/>
-        </w:rPr>
-        <w:br/>
-        <w:t xml:space="preserve">            String displayName = category.getName() + " (" + category.getPurity() + " </w:t>
+        <w:t xml:space="preserve">        </w:t>
+      </w:r>
+      <w:proofErr w:type="spellStart"/>
+      <w:r>
+        <w:rPr>
+          <w:sz w:val="16"/>
+          <w:szCs w:val="16"/>
+          <w:lang w:val="en-US"/>
+        </w:rPr>
+        <w:t>categoryIdMap</w:t>
+      </w:r>
+      <w:proofErr w:type="spellEnd"/>
+      <w:r>
+        <w:rPr>
+          <w:sz w:val="16"/>
+          <w:szCs w:val="16"/>
+          <w:lang w:val="en-US"/>
+        </w:rPr>
+        <w:t xml:space="preserve"> = new HashMap&lt;&gt;();</w:t>
+      </w:r>
+      <w:r>
+        <w:rPr>
+          <w:sz w:val="16"/>
+          <w:szCs w:val="16"/>
+          <w:lang w:val="en-US"/>
+        </w:rPr>
+        <w:br/>
+        <w:t xml:space="preserve">        </w:t>
+      </w:r>
+      <w:proofErr w:type="spellStart"/>
+      <w:r>
+        <w:rPr>
+          <w:sz w:val="16"/>
+          <w:szCs w:val="16"/>
+          <w:lang w:val="en-US"/>
+        </w:rPr>
+        <w:t>clientIdMap</w:t>
+      </w:r>
+      <w:proofErr w:type="spellEnd"/>
+      <w:r>
+        <w:rPr>
+          <w:sz w:val="16"/>
+          <w:szCs w:val="16"/>
+          <w:lang w:val="en-US"/>
+        </w:rPr>
+        <w:t xml:space="preserve"> = new HashMap&lt;&gt;();</w:t>
+      </w:r>
+      <w:r>
+        <w:rPr>
+          <w:sz w:val="16"/>
+          <w:szCs w:val="16"/>
+          <w:lang w:val="en-US"/>
+        </w:rPr>
+        <w:br/>
+      </w:r>
+      <w:r>
+        <w:rPr>
+          <w:sz w:val="16"/>
+          <w:szCs w:val="16"/>
+          <w:lang w:val="en-US"/>
+        </w:rPr>
+        <w:br/>
+        <w:t xml:space="preserve">        for (</w:t>
+      </w:r>
+      <w:proofErr w:type="spellStart"/>
+      <w:r>
+        <w:rPr>
+          <w:sz w:val="16"/>
+          <w:szCs w:val="16"/>
+          <w:lang w:val="en-US"/>
+        </w:rPr>
+        <w:t>MetalCategory</w:t>
+      </w:r>
+      <w:proofErr w:type="spellEnd"/>
+      <w:r>
+        <w:rPr>
+          <w:sz w:val="16"/>
+          <w:szCs w:val="16"/>
+          <w:lang w:val="en-US"/>
+        </w:rPr>
+        <w:t xml:space="preserve"> category : new </w:t>
+      </w:r>
+      <w:proofErr w:type="spellStart"/>
+      <w:r>
+        <w:rPr>
+          <w:sz w:val="16"/>
+          <w:szCs w:val="16"/>
+          <w:lang w:val="en-US"/>
+        </w:rPr>
+        <w:t>MetalCategoryService</w:t>
+      </w:r>
+      <w:proofErr w:type="spellEnd"/>
+      <w:r>
+        <w:rPr>
+          <w:sz w:val="16"/>
+          <w:szCs w:val="16"/>
+          <w:lang w:val="en-US"/>
+        </w:rPr>
+        <w:t>().</w:t>
+      </w:r>
+      <w:proofErr w:type="spellStart"/>
+      <w:r>
+        <w:rPr>
+          <w:sz w:val="16"/>
+          <w:szCs w:val="16"/>
+          <w:lang w:val="en-US"/>
+        </w:rPr>
+        <w:t>findAll</w:t>
+      </w:r>
+      <w:proofErr w:type="spellEnd"/>
+      <w:r>
+        <w:rPr>
+          <w:sz w:val="16"/>
+          <w:szCs w:val="16"/>
+          <w:lang w:val="en-US"/>
+        </w:rPr>
+        <w:t>()) {</w:t>
+      </w:r>
+      <w:r>
+        <w:rPr>
+          <w:sz w:val="16"/>
+          <w:szCs w:val="16"/>
+          <w:lang w:val="en-US"/>
+        </w:rPr>
+        <w:br/>
+        <w:t xml:space="preserve">            String </w:t>
+      </w:r>
+      <w:proofErr w:type="spellStart"/>
+      <w:r>
+        <w:rPr>
+          <w:sz w:val="16"/>
+          <w:szCs w:val="16"/>
+          <w:lang w:val="en-US"/>
+        </w:rPr>
+        <w:t>displayName</w:t>
+      </w:r>
+      <w:proofErr w:type="spellEnd"/>
+      <w:r>
+        <w:rPr>
+          <w:sz w:val="16"/>
+          <w:szCs w:val="16"/>
+          <w:lang w:val="en-US"/>
+        </w:rPr>
+        <w:t xml:space="preserve"> = </w:t>
+      </w:r>
+      <w:proofErr w:type="spellStart"/>
+      <w:r>
+        <w:rPr>
+          <w:sz w:val="16"/>
+          <w:szCs w:val="16"/>
+          <w:lang w:val="en-US"/>
+        </w:rPr>
+        <w:t>category.getName</w:t>
+      </w:r>
+      <w:proofErr w:type="spellEnd"/>
+      <w:r>
+        <w:rPr>
+          <w:sz w:val="16"/>
+          <w:szCs w:val="16"/>
+          <w:lang w:val="en-US"/>
+        </w:rPr>
+        <w:t xml:space="preserve">() + " (" + </w:t>
+      </w:r>
+      <w:proofErr w:type="spellStart"/>
+      <w:r>
+        <w:rPr>
+          <w:sz w:val="16"/>
+          <w:szCs w:val="16"/>
+          <w:lang w:val="en-US"/>
+        </w:rPr>
+        <w:t>category.getPurity</w:t>
+      </w:r>
+      <w:proofErr w:type="spellEnd"/>
+      <w:r>
+        <w:rPr>
+          <w:sz w:val="16"/>
+          <w:szCs w:val="16"/>
+          <w:lang w:val="en-US"/>
+        </w:rPr>
+        <w:t xml:space="preserve">() + " </w:t>
       </w:r>
       <w:r>
         <w:rPr>
@@ -63203,7 +64733,25 @@
           <w:szCs w:val="16"/>
           <w:lang w:val="en-US"/>
         </w:rPr>
-        <w:t xml:space="preserve">) - " + category.getPricePerGram() + " </w:t>
+        <w:t xml:space="preserve">) - " + </w:t>
+      </w:r>
+      <w:proofErr w:type="spellStart"/>
+      <w:r>
+        <w:rPr>
+          <w:sz w:val="16"/>
+          <w:szCs w:val="16"/>
+          <w:lang w:val="en-US"/>
+        </w:rPr>
+        <w:t>category.getPricePerGram</w:t>
+      </w:r>
+      <w:proofErr w:type="spellEnd"/>
+      <w:r>
+        <w:rPr>
+          <w:sz w:val="16"/>
+          <w:szCs w:val="16"/>
+          <w:lang w:val="en-US"/>
+        </w:rPr>
+        <w:t xml:space="preserve">() + " </w:t>
       </w:r>
       <w:proofErr w:type="spellStart"/>
       <w:r>
@@ -63244,16 +64792,106 @@
           <w:lang w:val="en-US"/>
         </w:rPr>
         <w:br/>
-        <w:t xml:space="preserve">            categories.add(displayName);</w:t>
-      </w:r>
-      <w:r>
-        <w:rPr>
-          <w:sz w:val="16"/>
-          <w:szCs w:val="16"/>
-          <w:lang w:val="en-US"/>
-        </w:rPr>
-        <w:br/>
-        <w:t xml:space="preserve">            categoryIdMap.put(displayName, category.getMetalCategoryId());</w:t>
+        <w:t xml:space="preserve">            </w:t>
+      </w:r>
+      <w:proofErr w:type="spellStart"/>
+      <w:r>
+        <w:rPr>
+          <w:sz w:val="16"/>
+          <w:szCs w:val="16"/>
+          <w:lang w:val="en-US"/>
+        </w:rPr>
+        <w:t>categories.add</w:t>
+      </w:r>
+      <w:proofErr w:type="spellEnd"/>
+      <w:r>
+        <w:rPr>
+          <w:sz w:val="16"/>
+          <w:szCs w:val="16"/>
+          <w:lang w:val="en-US"/>
+        </w:rPr>
+        <w:t>(</w:t>
+      </w:r>
+      <w:proofErr w:type="spellStart"/>
+      <w:r>
+        <w:rPr>
+          <w:sz w:val="16"/>
+          <w:szCs w:val="16"/>
+          <w:lang w:val="en-US"/>
+        </w:rPr>
+        <w:t>displayName</w:t>
+      </w:r>
+      <w:proofErr w:type="spellEnd"/>
+      <w:r>
+        <w:rPr>
+          <w:sz w:val="16"/>
+          <w:szCs w:val="16"/>
+          <w:lang w:val="en-US"/>
+        </w:rPr>
+        <w:t>);</w:t>
+      </w:r>
+      <w:r>
+        <w:rPr>
+          <w:sz w:val="16"/>
+          <w:szCs w:val="16"/>
+          <w:lang w:val="en-US"/>
+        </w:rPr>
+        <w:br/>
+        <w:t xml:space="preserve">            </w:t>
+      </w:r>
+      <w:proofErr w:type="spellStart"/>
+      <w:r>
+        <w:rPr>
+          <w:sz w:val="16"/>
+          <w:szCs w:val="16"/>
+          <w:lang w:val="en-US"/>
+        </w:rPr>
+        <w:t>categoryIdMap.put</w:t>
+      </w:r>
+      <w:proofErr w:type="spellEnd"/>
+      <w:r>
+        <w:rPr>
+          <w:sz w:val="16"/>
+          <w:szCs w:val="16"/>
+          <w:lang w:val="en-US"/>
+        </w:rPr>
+        <w:t>(</w:t>
+      </w:r>
+      <w:proofErr w:type="spellStart"/>
+      <w:r>
+        <w:rPr>
+          <w:sz w:val="16"/>
+          <w:szCs w:val="16"/>
+          <w:lang w:val="en-US"/>
+        </w:rPr>
+        <w:t>displayName</w:t>
+      </w:r>
+      <w:proofErr w:type="spellEnd"/>
+      <w:r>
+        <w:rPr>
+          <w:sz w:val="16"/>
+          <w:szCs w:val="16"/>
+          <w:lang w:val="en-US"/>
+        </w:rPr>
+        <w:t xml:space="preserve">, </w:t>
+      </w:r>
+      <w:proofErr w:type="spellStart"/>
+      <w:r>
+        <w:rPr>
+          <w:sz w:val="16"/>
+          <w:szCs w:val="16"/>
+          <w:lang w:val="en-US"/>
+        </w:rPr>
+        <w:t>category.getMetalCategoryId</w:t>
+      </w:r>
+      <w:proofErr w:type="spellEnd"/>
+      <w:r>
+        <w:rPr>
+          <w:sz w:val="16"/>
+          <w:szCs w:val="16"/>
+          <w:lang w:val="en-US"/>
+        </w:rPr>
+        <w:t>());</w:t>
       </w:r>
       <w:r>
         <w:rPr>
@@ -65672,19 +67310,14 @@
                               </w:rPr>
                               <w:t>.</w:t>
                             </w:r>
+                            <w:proofErr w:type="gramStart"/>
                             <w:r>
                               <w:rPr>
                                 <w:sz w:val="28"/>
                                 <w:szCs w:val="28"/>
+                                <w:lang w:val="en-US"/>
                               </w:rPr>
-                              <w:t>0</w:t>
-                            </w:r>
-                            <w:r>
-                              <w:rPr>
-                                <w:sz w:val="28"/>
-                                <w:szCs w:val="28"/>
-                              </w:rPr>
-                              <w:t>1</w:t>
+                              <w:t>15</w:t>
                             </w:r>
                             <w:r>
                               <w:rPr>
@@ -65721,6 +67354,7 @@
                               </w:rPr>
                               <w:t>ПЗ</w:t>
                             </w:r>
+                            <w:proofErr w:type="gramEnd"/>
                           </w:p>
                           <w:p/>
                         </w:txbxContent>
@@ -66004,19 +67638,14 @@
                         </w:rPr>
                         <w:t>.</w:t>
                       </w:r>
+                      <w:proofErr w:type="gramStart"/>
                       <w:r>
                         <w:rPr>
                           <w:sz w:val="28"/>
                           <w:szCs w:val="28"/>
+                          <w:lang w:val="en-US"/>
                         </w:rPr>
-                        <w:t>0</w:t>
-                      </w:r>
-                      <w:r>
-                        <w:rPr>
-                          <w:sz w:val="28"/>
-                          <w:szCs w:val="28"/>
-                        </w:rPr>
-                        <w:t>1</w:t>
+                        <w:t>15</w:t>
                       </w:r>
                       <w:r>
                         <w:rPr>
@@ -66053,6 +67682,7 @@
                         </w:rPr>
                         <w:t>ПЗ</w:t>
                       </w:r>
+                      <w:proofErr w:type="gramEnd"/>
                     </w:p>
                     <w:p/>
                   </w:txbxContent>
@@ -67855,6 +69485,7 @@
   <w:style w:type="character" w:default="1" w:styleId="a0">
     <w:name w:val="Default Paragraph Font"/>
     <w:uiPriority w:val="1"/>
+    <w:semiHidden/>
     <w:unhideWhenUsed/>
   </w:style>
   <w:style w:type="table" w:default="1" w:styleId="a1">

--- a/document/document.docx
+++ b/document/document.docx
@@ -2483,7 +2483,17 @@
                                   <w:szCs w:val="20"/>
                                   <w:lang w:val="en-US"/>
                                 </w:rPr>
-                                <w:t>15</w:t>
+                                <w:t>1</w:t>
+                              </w:r>
+                              <w:r>
+                                <w:rPr>
+                                  <w:rFonts w:ascii="ISOCPEUR" w:hAnsi="ISOCPEUR"/>
+                                  <w:i/>
+                                  <w:sz w:val="32"/>
+                                  <w:szCs w:val="20"/>
+                                  <w:lang w:val="en-US"/>
+                                </w:rPr>
+                                <w:t>4</w:t>
                               </w:r>
                               <w:r>
                                 <w:rPr>
@@ -4177,7 +4187,17 @@
                             <w:szCs w:val="20"/>
                             <w:lang w:val="en-US"/>
                           </w:rPr>
-                          <w:t>15</w:t>
+                          <w:t>1</w:t>
+                        </w:r>
+                        <w:r>
+                          <w:rPr>
+                            <w:rFonts w:ascii="ISOCPEUR" w:hAnsi="ISOCPEUR"/>
+                            <w:i/>
+                            <w:sz w:val="32"/>
+                            <w:szCs w:val="20"/>
+                            <w:lang w:val="en-US"/>
+                          </w:rPr>
+                          <w:t>4</w:t>
                         </w:r>
                         <w:r>
                           <w:rPr>
@@ -7165,48 +7185,6 @@
           <w:sz w:val="28"/>
           <w:szCs w:val="28"/>
         </w:rPr>
-        <w:t>цифровизации</w:t>
-      </w:r>
-      <w:r>
-        <w:rPr>
-          <w:sz w:val="28"/>
-          <w:szCs w:val="28"/>
-        </w:rPr>
-        <w:t xml:space="preserve"> </w:t>
-      </w:r>
-      <w:r>
-        <w:rPr>
-          <w:sz w:val="28"/>
-          <w:szCs w:val="28"/>
-        </w:rPr>
-        <w:t>финансового</w:t>
-      </w:r>
-      <w:r>
-        <w:rPr>
-          <w:sz w:val="28"/>
-          <w:szCs w:val="28"/>
-        </w:rPr>
-        <w:t xml:space="preserve"> </w:t>
-      </w:r>
-      <w:r>
-        <w:rPr>
-          <w:sz w:val="28"/>
-          <w:szCs w:val="28"/>
-        </w:rPr>
-        <w:t>сектора</w:t>
-      </w:r>
-      <w:r>
-        <w:rPr>
-          <w:sz w:val="28"/>
-          <w:szCs w:val="28"/>
-        </w:rPr>
-        <w:t xml:space="preserve"> </w:t>
-      </w:r>
-      <w:r>
-        <w:rPr>
-          <w:sz w:val="28"/>
-          <w:szCs w:val="28"/>
-        </w:rPr>
         <w:t>автоматизация</w:t>
       </w:r>
       <w:r>
@@ -7564,7 +7542,13 @@
           <w:sz w:val="28"/>
           <w:szCs w:val="28"/>
         </w:rPr>
-        <w:br/>
+        <w:t xml:space="preserve"> </w:t>
+      </w:r>
+      <w:r>
+        <w:rPr>
+          <w:sz w:val="28"/>
+          <w:szCs w:val="28"/>
+        </w:rPr>
         <w:t>взаимодействия</w:t>
       </w:r>
       <w:r>
@@ -8455,7 +8439,13 @@
           <w:sz w:val="28"/>
           <w:szCs w:val="28"/>
         </w:rPr>
-        <w:br/>
+        <w:t xml:space="preserve"> </w:t>
+      </w:r>
+      <w:r>
+        <w:rPr>
+          <w:sz w:val="28"/>
+          <w:szCs w:val="28"/>
+        </w:rPr>
         <w:t>масштабируемое</w:t>
       </w:r>
       <w:r>
@@ -10413,36 +10403,74 @@
     </w:p>
     <w:p>
       <w:pPr>
-        <w:pStyle w:val="a4"/>
-        <w:spacing w:line="360" w:lineRule="auto"/>
-        <w:jc w:val="both"/>
-        <w:rPr>
-          <w:sz w:val="28"/>
-          <w:szCs w:val="28"/>
+        <w:spacing w:after="160" w:line="259" w:lineRule="auto"/>
+        <w:rPr>
+          <w:rFonts w:ascii="Times New Roman" w:eastAsia="Times New Roman" w:hAnsi="Times New Roman"/>
+          <w:sz w:val="28"/>
+          <w:szCs w:val="28"/>
+          <w:lang w:eastAsia="ru-RU"/>
         </w:rPr>
       </w:pPr>
+      <w:r>
+        <w:rPr>
+          <w:sz w:val="28"/>
+          <w:szCs w:val="28"/>
+        </w:rPr>
+        <w:br w:type="page"/>
+      </w:r>
     </w:p>
     <w:p>
       <w:pPr>
         <w:pStyle w:val="a4"/>
         <w:spacing w:line="360" w:lineRule="auto"/>
-        <w:jc w:val="both"/>
-        <w:rPr>
+        <w:jc w:val="center"/>
+        <w:rPr>
+          <w:b/>
           <w:sz w:val="28"/>
           <w:szCs w:val="28"/>
         </w:rPr>
       </w:pPr>
-    </w:p>
-    <w:p>
-      <w:pPr>
-        <w:pStyle w:val="a4"/>
-        <w:spacing w:line="360" w:lineRule="auto"/>
-        <w:jc w:val="both"/>
-        <w:rPr>
-          <w:sz w:val="28"/>
-          <w:szCs w:val="28"/>
-        </w:rPr>
-      </w:pPr>
+      <w:r>
+        <w:rPr>
+          <w:b/>
+          <w:sz w:val="28"/>
+          <w:szCs w:val="28"/>
+        </w:rPr>
+        <w:lastRenderedPageBreak/>
+        <w:t>1</w:t>
+      </w:r>
+      <w:r>
+        <w:rPr>
+          <w:b/>
+          <w:sz w:val="28"/>
+          <w:szCs w:val="28"/>
+        </w:rPr>
+        <w:t xml:space="preserve"> </w:t>
+      </w:r>
+      <w:r>
+        <w:rPr>
+          <w:b/>
+          <w:sz w:val="28"/>
+          <w:szCs w:val="28"/>
+        </w:rPr>
+        <w:t>ВНЕШНЕЕ</w:t>
+      </w:r>
+      <w:r>
+        <w:rPr>
+          <w:b/>
+          <w:sz w:val="28"/>
+          <w:szCs w:val="28"/>
+        </w:rPr>
+        <w:t xml:space="preserve"> </w:t>
+      </w:r>
+      <w:r>
+        <w:rPr>
+          <w:b/>
+          <w:sz w:val="28"/>
+          <w:szCs w:val="28"/>
+        </w:rPr>
+        <w:t>ОПИСАНИЕ</w:t>
+      </w:r>
     </w:p>
     <w:p>
       <w:pPr>
@@ -10456,6 +10484,62 @@
           <w:szCs w:val="28"/>
         </w:rPr>
       </w:pPr>
+      <w:r>
+        <w:rPr>
+          <w:b/>
+          <w:sz w:val="28"/>
+          <w:szCs w:val="28"/>
+        </w:rPr>
+        <w:t>1.1</w:t>
+      </w:r>
+      <w:r>
+        <w:rPr>
+          <w:b/>
+          <w:sz w:val="28"/>
+          <w:szCs w:val="28"/>
+        </w:rPr>
+        <w:t xml:space="preserve"> </w:t>
+      </w:r>
+      <w:r>
+        <w:rPr>
+          <w:b/>
+          <w:sz w:val="28"/>
+          <w:szCs w:val="28"/>
+        </w:rPr>
+        <w:t>Анализ</w:t>
+      </w:r>
+      <w:r>
+        <w:rPr>
+          <w:b/>
+          <w:sz w:val="28"/>
+          <w:szCs w:val="28"/>
+        </w:rPr>
+        <w:t xml:space="preserve"> </w:t>
+      </w:r>
+      <w:r>
+        <w:rPr>
+          <w:b/>
+          <w:sz w:val="28"/>
+          <w:szCs w:val="28"/>
+        </w:rPr>
+        <w:t>предметной</w:t>
+      </w:r>
+      <w:r>
+        <w:rPr>
+          <w:b/>
+          <w:sz w:val="28"/>
+          <w:szCs w:val="28"/>
+        </w:rPr>
+        <w:t xml:space="preserve"> </w:t>
+      </w:r>
+      <w:r>
+        <w:rPr>
+          <w:b/>
+          <w:sz w:val="28"/>
+          <w:szCs w:val="28"/>
+        </w:rPr>
+        <w:t>области</w:t>
+      </w:r>
     </w:p>
     <w:p>
       <w:pPr>
@@ -10464,11 +10548,60 @@
         <w:ind w:firstLine="709"/>
         <w:jc w:val="both"/>
         <w:rPr>
-          <w:b/>
-          <w:sz w:val="28"/>
-          <w:szCs w:val="28"/>
+          <w:sz w:val="28"/>
+          <w:szCs w:val="28"/>
+          <w:lang w:val="en-US"/>
         </w:rPr>
       </w:pPr>
+      <w:r>
+        <w:rPr>
+          <w:sz w:val="28"/>
+          <w:szCs w:val="28"/>
+        </w:rPr>
+        <w:t>Предметной областью проекта является деятельность обменного пункта</w:t>
+      </w:r>
+      <w:r>
+        <w:rPr>
+          <w:sz w:val="28"/>
+          <w:szCs w:val="28"/>
+        </w:rPr>
+        <w:t xml:space="preserve"> </w:t>
+      </w:r>
+      <w:r>
+        <w:rPr>
+          <w:sz w:val="28"/>
+          <w:szCs w:val="28"/>
+        </w:rPr>
+        <w:t>драгоценных металлов, специализирующегося на операциях купли-продажи</w:t>
+      </w:r>
+      <w:r>
+        <w:rPr>
+          <w:sz w:val="28"/>
+          <w:szCs w:val="28"/>
+        </w:rPr>
+        <w:t xml:space="preserve"> </w:t>
+      </w:r>
+      <w:r>
+        <w:rPr>
+          <w:sz w:val="28"/>
+          <w:szCs w:val="28"/>
+        </w:rPr>
+        <w:t>золота,</w:t>
+      </w:r>
+      <w:r>
+        <w:rPr>
+          <w:sz w:val="28"/>
+          <w:szCs w:val="28"/>
+        </w:rPr>
+        <w:t xml:space="preserve"> </w:t>
+      </w:r>
+      <w:r>
+        <w:rPr>
+          <w:sz w:val="28"/>
+          <w:szCs w:val="28"/>
+        </w:rPr>
+        <w:t>серебра и платины.</w:t>
+      </w:r>
     </w:p>
     <w:p>
       <w:pPr>
@@ -10477,233 +10610,22 @@
         <w:ind w:firstLine="709"/>
         <w:jc w:val="both"/>
         <w:rPr>
-          <w:b/>
           <w:sz w:val="28"/>
           <w:szCs w:val="28"/>
         </w:rPr>
       </w:pPr>
-    </w:p>
-    <w:p>
-      <w:pPr>
-        <w:pStyle w:val="a4"/>
-        <w:spacing w:line="360" w:lineRule="auto"/>
-        <w:ind w:firstLine="709"/>
-        <w:jc w:val="both"/>
-        <w:rPr>
-          <w:b/>
-          <w:sz w:val="28"/>
-          <w:szCs w:val="28"/>
-        </w:rPr>
-      </w:pPr>
-    </w:p>
-    <w:p>
-      <w:pPr>
-        <w:pStyle w:val="a4"/>
-        <w:spacing w:line="360" w:lineRule="auto"/>
-        <w:ind w:firstLine="709"/>
-        <w:jc w:val="both"/>
-        <w:rPr>
-          <w:b/>
-          <w:sz w:val="28"/>
-          <w:szCs w:val="28"/>
-        </w:rPr>
-      </w:pPr>
-    </w:p>
-    <w:p>
-      <w:pPr>
-        <w:pStyle w:val="a4"/>
-        <w:spacing w:line="360" w:lineRule="auto"/>
-        <w:ind w:firstLine="709"/>
-        <w:jc w:val="both"/>
-        <w:rPr>
-          <w:b/>
-          <w:sz w:val="28"/>
-          <w:szCs w:val="28"/>
-        </w:rPr>
-      </w:pPr>
-    </w:p>
-    <w:p>
-      <w:pPr>
-        <w:pStyle w:val="a4"/>
-        <w:spacing w:line="360" w:lineRule="auto"/>
-        <w:ind w:firstLine="709"/>
-        <w:jc w:val="both"/>
-        <w:rPr>
-          <w:b/>
-          <w:sz w:val="28"/>
-          <w:szCs w:val="28"/>
-        </w:rPr>
-      </w:pPr>
-    </w:p>
-    <w:p>
-      <w:pPr>
-        <w:pStyle w:val="a4"/>
-        <w:spacing w:line="360" w:lineRule="auto"/>
-        <w:ind w:firstLine="709"/>
-        <w:jc w:val="center"/>
-        <w:rPr>
-          <w:b/>
-          <w:sz w:val="28"/>
-          <w:szCs w:val="28"/>
-        </w:rPr>
-      </w:pPr>
-      <w:r>
-        <w:rPr>
-          <w:b/>
-          <w:sz w:val="28"/>
-          <w:szCs w:val="28"/>
-        </w:rPr>
-        <w:lastRenderedPageBreak/>
-        <w:t>1</w:t>
-      </w:r>
-      <w:r>
-        <w:rPr>
-          <w:b/>
-          <w:sz w:val="28"/>
-          <w:szCs w:val="28"/>
-        </w:rPr>
-        <w:t xml:space="preserve"> </w:t>
-      </w:r>
-      <w:r>
-        <w:rPr>
-          <w:b/>
-          <w:sz w:val="28"/>
-          <w:szCs w:val="28"/>
-        </w:rPr>
-        <w:t>ВНЕШНЕЕ</w:t>
-      </w:r>
-      <w:r>
-        <w:rPr>
-          <w:b/>
-          <w:sz w:val="28"/>
-          <w:szCs w:val="28"/>
-        </w:rPr>
-        <w:t xml:space="preserve"> </w:t>
-      </w:r>
-      <w:r>
-        <w:rPr>
-          <w:b/>
-          <w:sz w:val="28"/>
-          <w:szCs w:val="28"/>
-        </w:rPr>
-        <w:t>ОПИСАНИЕ</w:t>
-      </w:r>
-    </w:p>
-    <w:p>
-      <w:pPr>
-        <w:pStyle w:val="a4"/>
-        <w:spacing w:line="360" w:lineRule="auto"/>
-        <w:ind w:firstLine="709"/>
-        <w:jc w:val="both"/>
-        <w:rPr>
-          <w:b/>
-          <w:sz w:val="28"/>
-          <w:szCs w:val="28"/>
-        </w:rPr>
-      </w:pPr>
-      <w:r>
-        <w:rPr>
-          <w:b/>
-          <w:sz w:val="28"/>
-          <w:szCs w:val="28"/>
-        </w:rPr>
-        <w:t>1.1</w:t>
-      </w:r>
-      <w:r>
-        <w:rPr>
-          <w:b/>
-          <w:sz w:val="28"/>
-          <w:szCs w:val="28"/>
-        </w:rPr>
-        <w:t xml:space="preserve"> </w:t>
-      </w:r>
-      <w:r>
-        <w:rPr>
-          <w:b/>
-          <w:sz w:val="28"/>
-          <w:szCs w:val="28"/>
-        </w:rPr>
-        <w:t>Анализ</w:t>
-      </w:r>
-      <w:r>
-        <w:rPr>
-          <w:b/>
-          <w:sz w:val="28"/>
-          <w:szCs w:val="28"/>
-        </w:rPr>
-        <w:t xml:space="preserve"> </w:t>
-      </w:r>
-      <w:r>
-        <w:rPr>
-          <w:b/>
-          <w:sz w:val="28"/>
-          <w:szCs w:val="28"/>
-        </w:rPr>
-        <w:t>предметной</w:t>
-      </w:r>
-      <w:r>
-        <w:rPr>
-          <w:b/>
-          <w:sz w:val="28"/>
-          <w:szCs w:val="28"/>
-        </w:rPr>
-        <w:t xml:space="preserve"> </w:t>
-      </w:r>
-      <w:r>
-        <w:rPr>
-          <w:b/>
-          <w:sz w:val="28"/>
-          <w:szCs w:val="28"/>
-        </w:rPr>
-        <w:t>области</w:t>
-      </w:r>
-    </w:p>
-    <w:p>
-      <w:pPr>
-        <w:pStyle w:val="a4"/>
-        <w:spacing w:line="360" w:lineRule="auto"/>
-        <w:ind w:firstLine="709"/>
-        <w:jc w:val="both"/>
-        <w:rPr>
-          <w:sz w:val="28"/>
-          <w:szCs w:val="28"/>
-        </w:rPr>
-      </w:pPr>
-      <w:r>
-        <w:rPr>
-          <w:sz w:val="28"/>
-          <w:szCs w:val="28"/>
-        </w:rPr>
-        <w:t>Предметной областью проекта является деятельность обменного пункта</w:t>
-      </w:r>
-      <w:r>
-        <w:rPr>
-          <w:sz w:val="28"/>
-          <w:szCs w:val="28"/>
-        </w:rPr>
-        <w:br/>
-        <w:t>драгоценных металлов, специализирующегося на операциях купли-продажи золота,</w:t>
-      </w:r>
-      <w:r>
-        <w:rPr>
-          <w:sz w:val="28"/>
-          <w:szCs w:val="28"/>
-        </w:rPr>
-        <w:t xml:space="preserve"> </w:t>
-      </w:r>
-      <w:r>
-        <w:rPr>
-          <w:sz w:val="28"/>
-          <w:szCs w:val="28"/>
-        </w:rPr>
-        <w:t>серебра и платины.</w:t>
-      </w:r>
-      <w:r>
-        <w:rPr>
-          <w:sz w:val="28"/>
-          <w:szCs w:val="28"/>
-        </w:rPr>
-        <w:br/>
+      <w:r>
+        <w:rPr>
+          <w:sz w:val="28"/>
+          <w:szCs w:val="28"/>
+        </w:rPr>
+        <w:t xml:space="preserve"> </w:t>
+      </w:r>
+      <w:r>
+        <w:rPr>
+          <w:sz w:val="28"/>
+          <w:szCs w:val="28"/>
+        </w:rPr>
         <w:t>Основной бизнес-процесс включает регистрацию клиентов,</w:t>
       </w:r>
       <w:r>
@@ -10711,7 +10633,13 @@
           <w:sz w:val="28"/>
           <w:szCs w:val="28"/>
         </w:rPr>
-        <w:br/>
+        <w:t xml:space="preserve"> </w:t>
+      </w:r>
+      <w:r>
+        <w:rPr>
+          <w:sz w:val="28"/>
+          <w:szCs w:val="28"/>
+        </w:rPr>
         <w:t>классификацию категорий металлов, оформление операций и мониторинг их</w:t>
       </w:r>
       <w:r>
@@ -10719,7 +10647,13 @@
           <w:sz w:val="28"/>
           <w:szCs w:val="28"/>
         </w:rPr>
-        <w:br/>
+        <w:t xml:space="preserve"> </w:t>
+      </w:r>
+      <w:r>
+        <w:rPr>
+          <w:sz w:val="28"/>
+          <w:szCs w:val="28"/>
+        </w:rPr>
         <w:t>исполнения.</w:t>
       </w:r>
     </w:p>
@@ -11254,7 +11188,13 @@
           <w:sz w:val="28"/>
           <w:szCs w:val="28"/>
         </w:rPr>
-        <w:br/>
+        <w:t xml:space="preserve"> </w:t>
+      </w:r>
+      <w:r>
+        <w:rPr>
+          <w:sz w:val="28"/>
+          <w:szCs w:val="28"/>
+        </w:rPr>
         <w:t>автоматической привязкой к существующему клиенту и категории</w:t>
       </w:r>
       <w:r>
@@ -11262,7 +11202,13 @@
           <w:sz w:val="28"/>
           <w:szCs w:val="28"/>
         </w:rPr>
-        <w:br/>
+        <w:t xml:space="preserve"> </w:t>
+      </w:r>
+      <w:r>
+        <w:rPr>
+          <w:sz w:val="28"/>
+          <w:szCs w:val="28"/>
+        </w:rPr>
         <w:t>металла</w:t>
       </w:r>
       <w:r>
@@ -11300,7 +11246,13 @@
           <w:sz w:val="28"/>
           <w:szCs w:val="28"/>
         </w:rPr>
-        <w:br/>
+        <w:t xml:space="preserve"> </w:t>
+      </w:r>
+      <w:r>
+        <w:rPr>
+          <w:sz w:val="28"/>
+          <w:szCs w:val="28"/>
+        </w:rPr>
         <w:t>таблицу для просмотра полной информации об операции (ФИО</w:t>
       </w:r>
       <w:r>
@@ -11308,7 +11260,13 @@
           <w:sz w:val="28"/>
           <w:szCs w:val="28"/>
         </w:rPr>
-        <w:br/>
+        <w:t xml:space="preserve"> </w:t>
+      </w:r>
+      <w:r>
+        <w:rPr>
+          <w:sz w:val="28"/>
+          <w:szCs w:val="28"/>
+        </w:rPr>
         <w:t>клиента, категория металла, вес, дата)</w:t>
       </w:r>
       <w:r>
@@ -14443,7 +14401,7 @@
           <w:sz w:val="28"/>
           <w:szCs w:val="28"/>
         </w:rPr>
-        <w:br/>
+        <w:t xml:space="preserve"> </w:t>
       </w:r>
       <w:proofErr w:type="spellStart"/>
       <w:r>
@@ -14530,7 +14488,13 @@
           <w:sz w:val="28"/>
           <w:szCs w:val="28"/>
         </w:rPr>
-        <w:br/>
+        <w:t xml:space="preserve"> </w:t>
+      </w:r>
+      <w:r>
+        <w:rPr>
+          <w:sz w:val="28"/>
+          <w:szCs w:val="28"/>
+        </w:rPr>
         <w:t>@</w:t>
       </w:r>
       <w:proofErr w:type="gramStart"/>
@@ -14676,7 +14640,7 @@
           <w:szCs w:val="28"/>
           <w:lang w:val="en-US"/>
         </w:rPr>
-        <w:br/>
+        <w:t xml:space="preserve"> </w:t>
       </w:r>
       <w:proofErr w:type="spellStart"/>
       <w:r>
@@ -14719,28 +14683,44 @@
           <w:sz w:val="28"/>
           <w:szCs w:val="28"/>
         </w:rPr>
-        <w:t>Связь @OneToMany с</w:t>
-      </w:r>
-      <w:r>
-        <w:rPr>
-          <w:sz w:val="28"/>
-          <w:szCs w:val="28"/>
-        </w:rPr>
-        <w:br/>
-      </w:r>
-      <w:proofErr w:type="spellStart"/>
-      <w:r>
-        <w:rPr>
-          <w:sz w:val="28"/>
-          <w:szCs w:val="28"/>
+        <w:t>Связь</w:t>
+      </w:r>
+      <w:r>
+        <w:rPr>
+          <w:sz w:val="28"/>
+          <w:szCs w:val="28"/>
+          <w:lang w:val="en-US"/>
+        </w:rPr>
+        <w:t xml:space="preserve"> @OneToMany </w:t>
+      </w:r>
+      <w:r>
+        <w:rPr>
+          <w:sz w:val="28"/>
+          <w:szCs w:val="28"/>
+        </w:rPr>
+        <w:t>с</w:t>
+      </w:r>
+      <w:r>
+        <w:rPr>
+          <w:sz w:val="28"/>
+          <w:szCs w:val="28"/>
+          <w:lang w:val="en-US"/>
+        </w:rPr>
+        <w:t xml:space="preserve"> </w:t>
+      </w:r>
+      <w:r>
+        <w:rPr>
+          <w:sz w:val="28"/>
+          <w:szCs w:val="28"/>
+          <w:lang w:val="en-US"/>
         </w:rPr>
         <w:t>Transaction</w:t>
       </w:r>
-      <w:proofErr w:type="spellEnd"/>
-      <w:r>
-        <w:rPr>
-          <w:sz w:val="28"/>
-          <w:szCs w:val="28"/>
+      <w:r>
+        <w:rPr>
+          <w:sz w:val="28"/>
+          <w:szCs w:val="28"/>
+          <w:lang w:val="en-US"/>
         </w:rPr>
         <w:t>.</w:t>
       </w:r>
@@ -14838,7 +14818,7 @@
           <w:szCs w:val="28"/>
           <w:lang w:val="en-US"/>
         </w:rPr>
-        <w:br/>
+        <w:t xml:space="preserve"> </w:t>
       </w:r>
       <w:proofErr w:type="spellStart"/>
       <w:r>
@@ -17573,14 +17553,27 @@
           <w:rFonts w:ascii="Times New Roman" w:hAnsi="Times New Roman"/>
           <w:sz w:val="28"/>
           <w:szCs w:val="28"/>
+          <w:lang w:val="en-US"/>
         </w:rPr>
       </w:pPr>
-      <w:r>
+    </w:p>
+    <w:p>
+      <w:pPr>
+        <w:ind w:firstLine="709"/>
+        <w:jc w:val="both"/>
         <w:rPr>
           <w:rFonts w:ascii="Times New Roman" w:hAnsi="Times New Roman"/>
           <w:sz w:val="28"/>
           <w:szCs w:val="28"/>
         </w:rPr>
+      </w:pPr>
+      <w:r>
+        <w:rPr>
+          <w:rFonts w:ascii="Times New Roman" w:hAnsi="Times New Roman"/>
+          <w:sz w:val="28"/>
+          <w:szCs w:val="28"/>
+        </w:rPr>
+        <w:lastRenderedPageBreak/>
         <w:t>На</w:t>
       </w:r>
       <w:r>
@@ -17688,7 +17681,6 @@
           <w:sz w:val="28"/>
           <w:szCs w:val="28"/>
         </w:rPr>
-        <w:lastRenderedPageBreak/>
         <w:drawing>
           <wp:inline distT="0" distB="0" distL="0" distR="0" wp14:anchorId="49B6BF26" wp14:editId="02CFF9F6">
             <wp:extent cx="4525006" cy="3258005"/>
@@ -18984,17 +18976,7 @@
         <w:rPr>
           <w:sz w:val="28"/>
           <w:szCs w:val="28"/>
-        </w:rPr>
-      </w:pPr>
-    </w:p>
-    <w:p>
-      <w:pPr>
-        <w:pStyle w:val="a4"/>
-        <w:spacing w:line="360" w:lineRule="auto"/>
-        <w:jc w:val="both"/>
-        <w:rPr>
-          <w:sz w:val="28"/>
-          <w:szCs w:val="28"/>
+          <w:lang w:val="en-US"/>
         </w:rPr>
       </w:pPr>
     </w:p>
@@ -22733,7 +22715,21 @@
           <w:sz w:val="28"/>
           <w:szCs w:val="28"/>
         </w:rPr>
-        <w:t>32х32</w:t>
+        <w:t>100</w:t>
+      </w:r>
+      <w:r>
+        <w:rPr>
+          <w:sz w:val="28"/>
+          <w:szCs w:val="28"/>
+        </w:rPr>
+        <w:t>х</w:t>
+      </w:r>
+      <w:r>
+        <w:rPr>
+          <w:sz w:val="28"/>
+          <w:szCs w:val="28"/>
+        </w:rPr>
+        <w:t>100</w:t>
       </w:r>
       <w:r>
         <w:rPr>
@@ -24698,7 +24694,7 @@
           <w:sz w:val="28"/>
           <w:szCs w:val="28"/>
         </w:rPr>
-        <w:t> </w:t>
+        <w:t xml:space="preserve"> </w:t>
       </w:r>
       <w:r>
         <w:rPr>
@@ -24799,8 +24795,9 @@
         <w:rPr>
           <w:sz w:val="28"/>
           <w:szCs w:val="28"/>
-        </w:rPr>
-        <w:t> </w:t>
+          <w:lang w:val="en-US"/>
+        </w:rPr>
+        <w:t xml:space="preserve"> </w:t>
       </w:r>
       <w:r>
         <w:rPr>
@@ -24881,9 +24878,8 @@
         <w:rPr>
           <w:sz w:val="28"/>
           <w:szCs w:val="28"/>
-          <w:lang w:val="en-US"/>
-        </w:rPr>
-        <w:t> </w:t>
+        </w:rPr>
+        <w:t xml:space="preserve"> </w:t>
       </w:r>
       <w:r>
         <w:rPr>
@@ -30292,7 +30288,13 @@
           <w:sz w:val="28"/>
           <w:szCs w:val="28"/>
         </w:rPr>
-        <w:br/>
+        <w:t xml:space="preserve"> </w:t>
+      </w:r>
+      <w:r>
+        <w:rPr>
+          <w:sz w:val="28"/>
+          <w:szCs w:val="28"/>
+        </w:rPr>
         <w:t>операциях</w:t>
       </w:r>
       <w:r>
@@ -32576,6 +32578,24 @@
     </w:p>
     <w:p>
       <w:pPr>
+        <w:spacing w:after="160" w:line="259" w:lineRule="auto"/>
+        <w:rPr>
+          <w:rFonts w:ascii="Times New Roman" w:eastAsia="Times New Roman" w:hAnsi="Times New Roman"/>
+          <w:sz w:val="24"/>
+          <w:szCs w:val="28"/>
+          <w:lang w:eastAsia="ru-RU"/>
+        </w:rPr>
+      </w:pPr>
+      <w:r>
+        <w:rPr>
+          <w:sz w:val="24"/>
+          <w:szCs w:val="28"/>
+        </w:rPr>
+        <w:br w:type="page"/>
+      </w:r>
+    </w:p>
+    <w:p>
+      <w:pPr>
         <w:pStyle w:val="a4"/>
         <w:spacing w:line="360" w:lineRule="auto"/>
         <w:ind w:firstLine="709"/>
@@ -32591,43 +32611,18 @@
         <w:pStyle w:val="a4"/>
         <w:spacing w:line="360" w:lineRule="auto"/>
         <w:ind w:firstLine="709"/>
-        <w:jc w:val="center"/>
-        <w:rPr>
-          <w:sz w:val="24"/>
+        <w:rPr>
+          <w:b/>
+          <w:sz w:val="28"/>
           <w:szCs w:val="28"/>
         </w:rPr>
       </w:pPr>
-    </w:p>
-    <w:p>
-      <w:pPr>
-        <w:pStyle w:val="a4"/>
-        <w:spacing w:line="360" w:lineRule="auto"/>
-        <w:ind w:firstLine="709"/>
-        <w:jc w:val="center"/>
-        <w:rPr>
-          <w:sz w:val="24"/>
-          <w:szCs w:val="28"/>
-        </w:rPr>
-      </w:pPr>
-    </w:p>
-    <w:p>
-      <w:pPr>
-        <w:pStyle w:val="a4"/>
-        <w:spacing w:line="360" w:lineRule="auto"/>
-        <w:ind w:firstLine="709"/>
+      <w:r>
         <w:rPr>
           <w:b/>
           <w:sz w:val="28"/>
           <w:szCs w:val="28"/>
         </w:rPr>
-      </w:pPr>
-      <w:r>
-        <w:rPr>
-          <w:b/>
-          <w:sz w:val="28"/>
-          <w:szCs w:val="28"/>
-        </w:rPr>
-        <w:lastRenderedPageBreak/>
         <w:t>4.2.3</w:t>
       </w:r>
       <w:r>
@@ -34860,6 +34855,7 @@
           <w:sz w:val="28"/>
           <w:szCs w:val="28"/>
         </w:rPr>
+        <w:lastRenderedPageBreak/>
         <w:t>setEditDialogStage</w:t>
       </w:r>
       <w:proofErr w:type="spellEnd"/>
@@ -35002,7 +34998,6 @@
           <w:sz w:val="28"/>
           <w:szCs w:val="28"/>
         </w:rPr>
-        <w:lastRenderedPageBreak/>
         <w:t>событий</w:t>
       </w:r>
       <w:r>
@@ -67327,7 +67322,15 @@
                                 <w:szCs w:val="28"/>
                                 <w:lang w:val="en-US"/>
                               </w:rPr>
-                              <w:t>15</w:t>
+                              <w:t>1</w:t>
+                            </w:r>
+                            <w:r>
+                              <w:rPr>
+                                <w:sz w:val="28"/>
+                                <w:szCs w:val="28"/>
+                                <w:lang w:val="en-US"/>
+                              </w:rPr>
+                              <w:t>4</w:t>
                             </w:r>
                             <w:r>
                               <w:rPr>
@@ -67655,7 +67658,15 @@
                           <w:szCs w:val="28"/>
                           <w:lang w:val="en-US"/>
                         </w:rPr>
-                        <w:t>15</w:t>
+                        <w:t>1</w:t>
+                      </w:r>
+                      <w:r>
+                        <w:rPr>
+                          <w:sz w:val="28"/>
+                          <w:szCs w:val="28"/>
+                          <w:lang w:val="en-US"/>
+                        </w:rPr>
+                        <w:t>4</w:t>
                       </w:r>
                       <w:r>
                         <w:rPr>

--- a/document/document.docx
+++ b/document/document.docx
@@ -3789,7 +3789,7 @@
                                 <w:jc w:val="center"/>
                               </w:pPr>
                               <w:r>
-                                <w:t>45</w:t>
+                                <w:t>38</w:t>
                               </w:r>
                             </w:p>
                           </w:txbxContent>
@@ -4626,7 +4626,7 @@
                           <w:jc w:val="center"/>
                         </w:pPr>
                         <w:r>
-                          <w:t>45</w:t>
+                          <w:t>38</w:t>
                         </w:r>
                       </w:p>
                     </w:txbxContent>
@@ -5408,7 +5408,7 @@
           <w:sz w:val="28"/>
           <w:szCs w:val="28"/>
         </w:rPr>
-        <w:t>6</w:t>
+        <w:t>5</w:t>
       </w:r>
     </w:p>
     <w:p>
@@ -5584,7 +5584,7 @@
           <w:sz w:val="28"/>
           <w:szCs w:val="28"/>
         </w:rPr>
-        <w:t>8</w:t>
+        <w:t>9</w:t>
       </w:r>
     </w:p>
     <w:p>
@@ -5691,7 +5691,7 @@
           <w:sz w:val="28"/>
           <w:szCs w:val="28"/>
         </w:rPr>
-        <w:t>8</w:t>
+        <w:t>9</w:t>
       </w:r>
     </w:p>
     <w:p>
@@ -5813,7 +5813,14 @@
           <w:szCs w:val="28"/>
         </w:rPr>
         <w:tab/>
-        <w:t>14</w:t>
+        <w:t>1</w:t>
+      </w:r>
+      <w:r>
+        <w:rPr>
+          <w:sz w:val="28"/>
+          <w:szCs w:val="28"/>
+        </w:rPr>
+        <w:t>0</w:t>
       </w:r>
     </w:p>
     <w:p>
@@ -5930,7 +5937,14 @@
           <w:szCs w:val="28"/>
         </w:rPr>
         <w:tab/>
-        <w:t>17</w:t>
+        <w:t>1</w:t>
+      </w:r>
+      <w:r>
+        <w:rPr>
+          <w:sz w:val="28"/>
+          <w:szCs w:val="28"/>
+        </w:rPr>
+        <w:t>3</w:t>
       </w:r>
     </w:p>
     <w:p>
@@ -6038,7 +6052,14 @@
           <w:szCs w:val="28"/>
         </w:rPr>
         <w:tab/>
-        <w:t>17</w:t>
+        <w:t>1</w:t>
+      </w:r>
+      <w:r>
+        <w:rPr>
+          <w:sz w:val="28"/>
+          <w:szCs w:val="28"/>
+        </w:rPr>
+        <w:t>3</w:t>
       </w:r>
     </w:p>
     <w:p>
@@ -6139,7 +6160,14 @@
           <w:szCs w:val="28"/>
         </w:rPr>
         <w:tab/>
-        <w:t>18</w:t>
+        <w:t>1</w:t>
+      </w:r>
+      <w:r>
+        <w:rPr>
+          <w:sz w:val="28"/>
+          <w:szCs w:val="28"/>
+        </w:rPr>
+        <w:t>3</w:t>
       </w:r>
     </w:p>
     <w:p>
@@ -6254,7 +6282,14 @@
           <w:szCs w:val="28"/>
         </w:rPr>
         <w:tab/>
-        <w:t>18</w:t>
+        <w:t>1</w:t>
+      </w:r>
+      <w:r>
+        <w:rPr>
+          <w:sz w:val="28"/>
+          <w:szCs w:val="28"/>
+        </w:rPr>
+        <w:t>4</w:t>
       </w:r>
     </w:p>
     <w:p>
@@ -6376,7 +6411,14 @@
           <w:szCs w:val="28"/>
         </w:rPr>
         <w:tab/>
-        <w:t>19</w:t>
+        <w:t>1</w:t>
+      </w:r>
+      <w:r>
+        <w:rPr>
+          <w:sz w:val="28"/>
+          <w:szCs w:val="28"/>
+        </w:rPr>
+        <w:t>5</w:t>
       </w:r>
     </w:p>
     <w:p>
@@ -6499,7 +6541,13 @@
           <w:szCs w:val="28"/>
         </w:rPr>
         <w:tab/>
-        <w:t>19</w:t>
+      </w:r>
+      <w:r>
+        <w:rPr>
+          <w:sz w:val="28"/>
+          <w:szCs w:val="28"/>
+        </w:rPr>
+        <w:t>20</w:t>
       </w:r>
     </w:p>
     <w:p>
@@ -6614,7 +6662,14 @@
           <w:szCs w:val="28"/>
         </w:rPr>
         <w:tab/>
-        <w:t>20</w:t>
+        <w:t>2</w:t>
+      </w:r>
+      <w:r>
+        <w:rPr>
+          <w:sz w:val="28"/>
+          <w:szCs w:val="28"/>
+        </w:rPr>
+        <w:t>1</w:t>
       </w:r>
     </w:p>
     <w:p>
@@ -6944,7 +6999,14 @@
           <w:szCs w:val="28"/>
         </w:rPr>
         <w:tab/>
-        <w:t>27</w:t>
+        <w:t>2</w:t>
+      </w:r>
+      <w:r>
+        <w:rPr>
+          <w:sz w:val="28"/>
+          <w:szCs w:val="28"/>
+        </w:rPr>
+        <w:t>6</w:t>
       </w:r>
     </w:p>
     <w:p>
@@ -7086,7 +7148,14 @@
           <w:sz w:val="28"/>
           <w:szCs w:val="28"/>
         </w:rPr>
-        <w:t>39</w:t>
+        <w:t>3</w:t>
+      </w:r>
+      <w:r>
+        <w:rPr>
+          <w:sz w:val="28"/>
+          <w:szCs w:val="28"/>
+        </w:rPr>
+        <w:t>8</w:t>
       </w:r>
     </w:p>
     <w:p/>
@@ -10550,7 +10619,6 @@
         <w:rPr>
           <w:sz w:val="28"/>
           <w:szCs w:val="28"/>
-          <w:lang w:val="en-US"/>
         </w:rPr>
       </w:pPr>
       <w:r>
@@ -17553,7 +17621,6 @@
           <w:rFonts w:ascii="Times New Roman" w:hAnsi="Times New Roman"/>
           <w:sz w:val="28"/>
           <w:szCs w:val="28"/>
-          <w:lang w:val="en-US"/>
         </w:rPr>
       </w:pPr>
     </w:p>
